--- a/src/files/Pieceology.DOCX
+++ b/src/files/Pieceology.DOCX
@@ -275,7 +275,6 @@
       </w:r>
     </w:p>
     <w:p/>
-    <w:p/>
     <w:p>
       <w:pPr>
         <w:pStyle w:val="Odstavecseseznamem"/>
@@ -407,10 +406,152 @@
       </w:r>
       <w:proofErr w:type="spellEnd"/>
     </w:p>
+    <w:p>
+      <w:pPr>
+        <w:pStyle w:val="Nadpis2"/>
+      </w:pPr>
+      <w:proofErr w:type="gramStart"/>
+      <w:r>
+        <w:t>Controls :</w:t>
+      </w:r>
+      <w:proofErr w:type="gramEnd"/>
+    </w:p>
+    <w:p>
+      <w:proofErr w:type="spellStart"/>
+      <w:r>
+        <w:t>back</w:t>
+      </w:r>
+      <w:proofErr w:type="spellEnd"/>
+      <w:r>
+        <w:t xml:space="preserve"> to </w:t>
+      </w:r>
+      <w:proofErr w:type="spellStart"/>
+      <w:r>
+        <w:t>previous</w:t>
+      </w:r>
+      <w:proofErr w:type="spellEnd"/>
+      <w:r>
+        <w:t xml:space="preserve"> </w:t>
+      </w:r>
+      <w:proofErr w:type="gramStart"/>
+      <w:r>
+        <w:t xml:space="preserve">menu - </w:t>
+      </w:r>
+      <w:proofErr w:type="spellStart"/>
+      <w:r>
+        <w:t>escape</w:t>
+      </w:r>
+      <w:proofErr w:type="spellEnd"/>
+      <w:proofErr w:type="gramEnd"/>
+    </w:p>
+    <w:p>
+      <w:proofErr w:type="spellStart"/>
+      <w:r>
+        <w:t>control</w:t>
+      </w:r>
+      <w:proofErr w:type="spellEnd"/>
+      <w:r>
+        <w:t xml:space="preserve"> </w:t>
+      </w:r>
+      <w:proofErr w:type="spellStart"/>
+      <w:r>
+        <w:t>orientation</w:t>
+      </w:r>
+      <w:proofErr w:type="spellEnd"/>
+      <w:r>
+        <w:t xml:space="preserve"> – </w:t>
+      </w:r>
+      <w:proofErr w:type="spellStart"/>
+      <w:r>
+        <w:t>keyboard</w:t>
+      </w:r>
+      <w:proofErr w:type="spellEnd"/>
+      <w:r>
+        <w:t xml:space="preserve"> </w:t>
+      </w:r>
+      <w:proofErr w:type="spellStart"/>
+      <w:r>
+        <w:t>arrows</w:t>
+      </w:r>
+      <w:proofErr w:type="spellEnd"/>
+    </w:p>
+    <w:p>
+      <w:proofErr w:type="spellStart"/>
+      <w:r>
+        <w:t>drawing</w:t>
+      </w:r>
+      <w:proofErr w:type="spellEnd"/>
+      <w:r>
+        <w:t xml:space="preserve"> </w:t>
+      </w:r>
+      <w:proofErr w:type="spellStart"/>
+      <w:r>
+        <w:t>arrows</w:t>
+      </w:r>
+      <w:proofErr w:type="spellEnd"/>
+      <w:r>
+        <w:t xml:space="preserve"> – </w:t>
+      </w:r>
+      <w:proofErr w:type="spellStart"/>
+      <w:r>
+        <w:t>right</w:t>
+      </w:r>
+      <w:proofErr w:type="spellEnd"/>
+      <w:r>
+        <w:t xml:space="preserve"> </w:t>
+      </w:r>
+      <w:proofErr w:type="spellStart"/>
+      <w:r>
+        <w:t>mouse</w:t>
+      </w:r>
+      <w:proofErr w:type="spellEnd"/>
+      <w:r>
+        <w:t xml:space="preserve"> </w:t>
+      </w:r>
+      <w:proofErr w:type="spellStart"/>
+      <w:r>
+        <w:t>button</w:t>
+      </w:r>
+      <w:proofErr w:type="spellEnd"/>
+    </w:p>
+    <w:p>
+      <w:proofErr w:type="spellStart"/>
+      <w:r>
+        <w:t>delete</w:t>
+      </w:r>
+      <w:proofErr w:type="spellEnd"/>
+      <w:r>
+        <w:t xml:space="preserve"> </w:t>
+      </w:r>
+      <w:proofErr w:type="spellStart"/>
+      <w:r>
+        <w:t>arrows</w:t>
+      </w:r>
+      <w:proofErr w:type="spellEnd"/>
+      <w:r>
+        <w:t xml:space="preserve"> – </w:t>
+      </w:r>
+      <w:proofErr w:type="spellStart"/>
+      <w:r>
+        <w:t>mouse</w:t>
+      </w:r>
+      <w:proofErr w:type="spellEnd"/>
+      <w:r>
+        <w:t xml:space="preserve"> </w:t>
+      </w:r>
+      <w:proofErr w:type="spellStart"/>
+      <w:r>
+        <w:t>wheel</w:t>
+      </w:r>
+      <w:proofErr w:type="spellEnd"/>
+      <w:r>
+        <w:t xml:space="preserve"> </w:t>
+      </w:r>
+    </w:p>
     <w:p/>
     <w:p>
       <w:pPr>
-        <w:pStyle w:val="Nadpis3"/>
+        <w:pStyle w:val="Nadpis2"/>
       </w:pPr>
       <w:bookmarkStart w:id="9" w:name="_Toc239515033"/>
       <w:bookmarkStart w:id="10" w:name="_Toc239515130"/>
@@ -427,6 +568,9 @@
     <w:p/>
     <w:p>
       <w:r>
+        <w:rPr>
+          <w:noProof/>
+        </w:rPr>
         <w:drawing>
           <wp:anchor distT="0" distB="0" distL="114300" distR="114300" simplePos="0" relativeHeight="251679744" behindDoc="0" locked="0" layoutInCell="1" allowOverlap="1" wp14:anchorId="7B893D0A" wp14:editId="50E8F9AB">
             <wp:simplePos x="0" y="0"/>
@@ -773,15 +917,13 @@
         <w:t xml:space="preserve"> .</w:t>
       </w:r>
       <w:proofErr w:type="gramEnd"/>
+    </w:p>
+    <w:p>
       <w:r>
         <w:br w:type="page"/>
       </w:r>
     </w:p>
-    <w:p>
-      <w:pPr>
-        <w:pStyle w:val="Odstavecseseznamem"/>
-      </w:pPr>
-    </w:p>
+    <w:p/>
     <w:p>
       <w:pPr>
         <w:pStyle w:val="Nadpis2"/>
@@ -2178,6 +2320,9 @@
     <w:p/>
     <w:p>
       <w:r>
+        <w:rPr>
+          <w:noProof/>
+        </w:rPr>
         <w:drawing>
           <wp:anchor distT="0" distB="0" distL="114300" distR="114300" simplePos="0" relativeHeight="251672576" behindDoc="0" locked="0" layoutInCell="1" allowOverlap="1" wp14:anchorId="429D657F" wp14:editId="34DD1C28">
             <wp:simplePos x="0" y="0"/>
@@ -2239,6 +2384,9 @@
     <w:p/>
     <w:p>
       <w:r>
+        <w:rPr>
+          <w:noProof/>
+        </w:rPr>
         <w:drawing>
           <wp:anchor distT="0" distB="0" distL="114300" distR="114300" simplePos="0" relativeHeight="251673600" behindDoc="0" locked="0" layoutInCell="1" allowOverlap="1" wp14:anchorId="63BBB0C6" wp14:editId="4F6EFB87">
             <wp:simplePos x="0" y="0"/>
@@ -2659,6 +2807,9 @@
     </w:p>
     <w:p>
       <w:r>
+        <w:rPr>
+          <w:noProof/>
+        </w:rPr>
         <w:drawing>
           <wp:anchor distT="0" distB="0" distL="114300" distR="114300" simplePos="0" relativeHeight="251683840" behindDoc="0" locked="0" layoutInCell="1" allowOverlap="1" wp14:anchorId="5E0F858D" wp14:editId="309E2E70">
             <wp:simplePos x="0" y="0"/>
@@ -2718,6 +2869,9 @@
     </w:p>
     <w:p>
       <w:r>
+        <w:rPr>
+          <w:noProof/>
+        </w:rPr>
         <w:drawing>
           <wp:anchor distT="0" distB="0" distL="114300" distR="114300" simplePos="0" relativeHeight="251681792" behindDoc="0" locked="0" layoutInCell="1" allowOverlap="1" wp14:anchorId="51929AC9" wp14:editId="0103594E">
             <wp:simplePos x="0" y="0"/>
@@ -2769,6 +2923,9 @@
         </w:drawing>
       </w:r>
       <w:r>
+        <w:rPr>
+          <w:noProof/>
+        </w:rPr>
         <w:drawing>
           <wp:anchor distT="0" distB="0" distL="114300" distR="114300" simplePos="0" relativeHeight="251682816" behindDoc="0" locked="0" layoutInCell="1" allowOverlap="1" wp14:anchorId="2A6561C7" wp14:editId="0BF66BE3">
             <wp:simplePos x="0" y="0"/>
@@ -2820,6 +2977,9 @@
         </w:drawing>
       </w:r>
       <w:r>
+        <w:rPr>
+          <w:noProof/>
+        </w:rPr>
         <w:drawing>
           <wp:anchor distT="0" distB="0" distL="114300" distR="114300" simplePos="0" relativeHeight="251680768" behindDoc="0" locked="0" layoutInCell="1" allowOverlap="1" wp14:anchorId="5DC8ECAF" wp14:editId="1C7CB857">
             <wp:simplePos x="0" y="0"/>
@@ -3219,6 +3379,9 @@
     <w:p/>
     <w:p>
       <w:r>
+        <w:rPr>
+          <w:noProof/>
+        </w:rPr>
         <w:drawing>
           <wp:anchor distT="0" distB="0" distL="114300" distR="114300" simplePos="0" relativeHeight="251677696" behindDoc="0" locked="0" layoutInCell="1" allowOverlap="1" wp14:anchorId="1F2C52F1" wp14:editId="4E47F003">
             <wp:simplePos x="0" y="0"/>
@@ -3339,6 +3502,9 @@
         </w:drawing>
       </w:r>
       <w:r>
+        <w:rPr>
+          <w:noProof/>
+        </w:rPr>
         <w:drawing>
           <wp:anchor distT="0" distB="0" distL="114300" distR="114300" simplePos="0" relativeHeight="251678720" behindDoc="0" locked="0" layoutInCell="1" allowOverlap="1" wp14:anchorId="4BEA2A27" wp14:editId="3B2E4AB8">
             <wp:simplePos x="0" y="0"/>
@@ -3462,6 +3628,9 @@
     </w:p>
     <w:p>
       <w:r>
+        <w:rPr>
+          <w:noProof/>
+        </w:rPr>
         <w:drawing>
           <wp:anchor distT="0" distB="0" distL="114300" distR="114300" simplePos="0" relativeHeight="251686912" behindDoc="0" locked="0" layoutInCell="1" allowOverlap="1" wp14:anchorId="78143D69" wp14:editId="57F9F56D">
             <wp:simplePos x="0" y="0"/>
@@ -3519,6 +3688,9 @@
         </w:drawing>
       </w:r>
       <w:r>
+        <w:rPr>
+          <w:noProof/>
+        </w:rPr>
         <w:drawing>
           <wp:anchor distT="0" distB="0" distL="114300" distR="114300" simplePos="0" relativeHeight="251685888" behindDoc="0" locked="0" layoutInCell="1" allowOverlap="1" wp14:anchorId="38CB4E19" wp14:editId="69D2308A">
             <wp:simplePos x="0" y="0"/>
@@ -4276,25 +4448,20 @@
         </w:rPr>
         <w:t xml:space="preserve"> </w:t>
       </w:r>
-      <w:proofErr w:type="spellStart"/>
       <w:proofErr w:type="gramStart"/>
       <w:r>
         <w:rPr>
           <w:color w:val="A02B93" w:themeColor="accent5"/>
         </w:rPr>
-        <w:t>move</w:t>
-      </w:r>
-      <w:proofErr w:type="spellEnd"/>
+        <w:t>move .</w:t>
+      </w:r>
+      <w:proofErr w:type="gramEnd"/>
+    </w:p>
+    <w:p>
       <w:r>
         <w:rPr>
-          <w:color w:val="A02B93" w:themeColor="accent5"/>
+          <w:noProof/>
         </w:rPr>
-        <w:t xml:space="preserve"> .</w:t>
-      </w:r>
-      <w:proofErr w:type="gramEnd"/>
-    </w:p>
-    <w:p>
-      <w:r>
         <w:drawing>
           <wp:anchor distT="0" distB="0" distL="114300" distR="114300" simplePos="0" relativeHeight="251691008" behindDoc="0" locked="0" layoutInCell="1" allowOverlap="1" wp14:anchorId="2B35C3AC" wp14:editId="18B5F23D">
             <wp:simplePos x="0" y="0"/>
@@ -4352,6 +4519,9 @@
         </w:drawing>
       </w:r>
       <w:r>
+        <w:rPr>
+          <w:noProof/>
+        </w:rPr>
         <w:drawing>
           <wp:anchor distT="0" distB="0" distL="114300" distR="114300" simplePos="0" relativeHeight="251689984" behindDoc="0" locked="0" layoutInCell="1" allowOverlap="1" wp14:anchorId="54D02456" wp14:editId="43689F87">
             <wp:simplePos x="0" y="0"/>
@@ -4536,8 +4706,29 @@
         <w:t xml:space="preserve"> </w:t>
       </w:r>
       <w:proofErr w:type="spellStart"/>
+      <w:proofErr w:type="gramStart"/>
       <w:r>
         <w:t>promotable</w:t>
+      </w:r>
+      <w:proofErr w:type="spellEnd"/>
+      <w:r>
+        <w:t xml:space="preserve"> :</w:t>
+      </w:r>
+      <w:proofErr w:type="gramEnd"/>
+      <w:r>
+        <w:t xml:space="preserve"> </w:t>
+      </w:r>
+      <w:proofErr w:type="gramStart"/>
+      <w:r>
+        <w:t>Fighter ,</w:t>
+      </w:r>
+      <w:proofErr w:type="gramEnd"/>
+      <w:r>
+        <w:t xml:space="preserve"> </w:t>
+      </w:r>
+      <w:proofErr w:type="spellStart"/>
+      <w:r>
+        <w:t>Helicopter</w:t>
       </w:r>
       <w:proofErr w:type="spellEnd"/>
     </w:p>
@@ -4558,15 +4749,15 @@
           <w:noProof/>
         </w:rPr>
         <w:drawing>
-          <wp:anchor distT="0" distB="0" distL="114300" distR="114300" simplePos="0" relativeHeight="251693056" behindDoc="0" locked="0" layoutInCell="1" allowOverlap="1" wp14:anchorId="1F089F9A" wp14:editId="3CE660F9">
+          <wp:anchor distT="0" distB="0" distL="114300" distR="114300" simplePos="0" relativeHeight="251693056" behindDoc="0" locked="0" layoutInCell="1" allowOverlap="1" wp14:anchorId="1F089F9A" wp14:editId="6D61790D">
             <wp:simplePos x="0" y="0"/>
             <wp:positionH relativeFrom="margin">
-              <wp:posOffset>2912110</wp:posOffset>
+              <wp:posOffset>2912745</wp:posOffset>
             </wp:positionH>
             <wp:positionV relativeFrom="paragraph">
-              <wp:posOffset>318770</wp:posOffset>
+              <wp:posOffset>299720</wp:posOffset>
             </wp:positionV>
-            <wp:extent cx="3039745" cy="3039745"/>
+            <wp:extent cx="3056890" cy="3056890"/>
             <wp:effectExtent l="0" t="0" r="0" b="0"/>
             <wp:wrapSquare wrapText="bothSides"/>
             <wp:docPr id="168419996" name="Obrázek 29"/>
@@ -4598,7 +4789,7 @@
                   <pic:spPr bwMode="auto">
                     <a:xfrm>
                       <a:off x="0" y="0"/>
-                      <a:ext cx="3039745" cy="3039745"/>
+                      <a:ext cx="3056890" cy="3056890"/>
                     </a:xfrm>
                     <a:prstGeom prst="rect">
                       <a:avLst/>
@@ -5301,10 +5492,15 @@
           </wp:anchor>
         </w:drawing>
       </w:r>
-      <w:r>
-        <w:t>Night</w:t>
+      <w:proofErr w:type="spellStart"/>
+      <w:r>
+        <w:t>Kn</w:t>
+      </w:r>
+      <w:r>
+        <w:t>ight</w:t>
       </w:r>
       <w:bookmarkEnd w:id="69"/>
+      <w:proofErr w:type="spellEnd"/>
     </w:p>
     <w:p>
       <w:pPr>
@@ -5324,15 +5520,15 @@
           <w:noProof/>
         </w:rPr>
         <w:drawing>
-          <wp:anchor distT="0" distB="0" distL="114300" distR="114300" simplePos="0" relativeHeight="251701248" behindDoc="0" locked="0" layoutInCell="1" allowOverlap="1" wp14:anchorId="1B358153" wp14:editId="2A7C430F">
+          <wp:anchor distT="0" distB="0" distL="114300" distR="114300" simplePos="0" relativeHeight="251701248" behindDoc="0" locked="0" layoutInCell="1" allowOverlap="1" wp14:anchorId="1B358153" wp14:editId="65F2C7EC">
             <wp:simplePos x="0" y="0"/>
             <wp:positionH relativeFrom="margin">
-              <wp:posOffset>2710180</wp:posOffset>
+              <wp:posOffset>2861310</wp:posOffset>
             </wp:positionH>
             <wp:positionV relativeFrom="paragraph">
-              <wp:posOffset>320675</wp:posOffset>
+              <wp:posOffset>471805</wp:posOffset>
             </wp:positionV>
-            <wp:extent cx="3383915" cy="3383915"/>
+            <wp:extent cx="3228340" cy="3228340"/>
             <wp:effectExtent l="0" t="0" r="0" b="0"/>
             <wp:wrapSquare wrapText="bothSides"/>
             <wp:docPr id="755684895" name="Obrázek 37"/>
@@ -5364,7 +5560,7 @@
                   <pic:spPr bwMode="auto">
                     <a:xfrm>
                       <a:off x="0" y="0"/>
-                      <a:ext cx="3383915" cy="3383915"/>
+                      <a:ext cx="3228340" cy="3228340"/>
                     </a:xfrm>
                     <a:prstGeom prst="rect">
                       <a:avLst/>
@@ -5387,8 +5583,55 @@
         </w:drawing>
       </w:r>
       <w:proofErr w:type="spellStart"/>
+      <w:proofErr w:type="gramStart"/>
       <w:r>
         <w:t>promotable</w:t>
+      </w:r>
+      <w:proofErr w:type="spellEnd"/>
+      <w:r>
+        <w:t xml:space="preserve"> :</w:t>
+      </w:r>
+      <w:proofErr w:type="gramEnd"/>
+      <w:r>
+        <w:t xml:space="preserve"> </w:t>
+      </w:r>
+      <w:proofErr w:type="gramStart"/>
+      <w:r>
+        <w:t>Queen ,</w:t>
+      </w:r>
+      <w:proofErr w:type="gramEnd"/>
+      <w:r>
+        <w:t xml:space="preserve"> </w:t>
+      </w:r>
+      <w:proofErr w:type="spellStart"/>
+      <w:proofErr w:type="gramStart"/>
+      <w:r>
+        <w:t>Rook</w:t>
+      </w:r>
+      <w:proofErr w:type="spellEnd"/>
+      <w:r>
+        <w:t xml:space="preserve"> ,</w:t>
+      </w:r>
+      <w:proofErr w:type="gramEnd"/>
+      <w:r>
+        <w:t xml:space="preserve"> </w:t>
+      </w:r>
+      <w:proofErr w:type="spellStart"/>
+      <w:proofErr w:type="gramStart"/>
+      <w:r>
+        <w:t>Bishop</w:t>
+      </w:r>
+      <w:proofErr w:type="spellEnd"/>
+      <w:r>
+        <w:t xml:space="preserve"> ,</w:t>
+      </w:r>
+      <w:proofErr w:type="gramEnd"/>
+      <w:r>
+        <w:t xml:space="preserve"> </w:t>
+      </w:r>
+      <w:proofErr w:type="spellStart"/>
+      <w:r>
+        <w:t>Knight</w:t>
       </w:r>
       <w:proofErr w:type="spellEnd"/>
     </w:p>
@@ -5560,19 +5803,27 @@
         <w:pStyle w:val="Nadpis3"/>
       </w:pPr>
       <w:bookmarkStart w:id="73" w:name="_Toc239516097"/>
+      <w:proofErr w:type="spellStart"/>
+      <w:r>
+        <w:lastRenderedPageBreak/>
+        <w:t>Torpedo</w:t>
+      </w:r>
+      <w:bookmarkEnd w:id="73"/>
+      <w:proofErr w:type="spellEnd"/>
+    </w:p>
+    <w:p>
       <w:r>
         <w:rPr>
           <w:noProof/>
         </w:rPr>
-        <w:lastRenderedPageBreak/>
         <w:drawing>
-          <wp:anchor distT="0" distB="0" distL="114300" distR="114300" simplePos="0" relativeHeight="251704320" behindDoc="0" locked="0" layoutInCell="1" allowOverlap="1" wp14:anchorId="21459B9E" wp14:editId="1355D2A6">
+          <wp:anchor distT="0" distB="0" distL="114300" distR="114300" simplePos="0" relativeHeight="251704320" behindDoc="0" locked="0" layoutInCell="1" allowOverlap="1" wp14:anchorId="21459B9E" wp14:editId="6763EC37">
             <wp:simplePos x="0" y="0"/>
             <wp:positionH relativeFrom="margin">
-              <wp:posOffset>-151765</wp:posOffset>
+              <wp:posOffset>-289512</wp:posOffset>
             </wp:positionH>
             <wp:positionV relativeFrom="paragraph">
-              <wp:posOffset>299085</wp:posOffset>
+              <wp:posOffset>255618</wp:posOffset>
             </wp:positionV>
             <wp:extent cx="3170555" cy="3170555"/>
             <wp:effectExtent l="0" t="0" r="0" b="0"/>
@@ -5629,11 +5880,44 @@
         </w:drawing>
       </w:r>
       <w:proofErr w:type="spellStart"/>
-      <w:r>
-        <w:t>Torpedo</w:t>
-      </w:r>
-      <w:bookmarkEnd w:id="73"/>
-      <w:proofErr w:type="spellEnd"/>
+      <w:proofErr w:type="gramStart"/>
+      <w:r>
+        <w:t>promotable</w:t>
+      </w:r>
+      <w:proofErr w:type="spellEnd"/>
+      <w:r>
+        <w:t xml:space="preserve"> :</w:t>
+      </w:r>
+      <w:proofErr w:type="gramEnd"/>
+      <w:r>
+        <w:t xml:space="preserve"> </w:t>
+      </w:r>
+      <w:proofErr w:type="gramStart"/>
+      <w:r>
+        <w:t>Queen ,</w:t>
+      </w:r>
+      <w:proofErr w:type="gramEnd"/>
+      <w:r>
+        <w:t xml:space="preserve"> </w:t>
+      </w:r>
+      <w:proofErr w:type="spellStart"/>
+      <w:r>
+        <w:t>Linebreaker</w:t>
+      </w:r>
+      <w:proofErr w:type="spellEnd"/>
+      <w:r>
+        <w:t xml:space="preserve"> </w:t>
+      </w:r>
+      <w:proofErr w:type="spellStart"/>
+      <w:proofErr w:type="gramStart"/>
+      <w:r>
+        <w:t>Rook</w:t>
+      </w:r>
+      <w:proofErr w:type="spellEnd"/>
+      <w:r>
+        <w:t xml:space="preserve"> ,</w:t>
+      </w:r>
+      <w:proofErr w:type="gramEnd"/>
     </w:p>
     <w:p/>
     <w:p/>
@@ -5716,7 +6000,6 @@
         <w:t xml:space="preserve"> </w:t>
       </w:r>
     </w:p>
-    <w:p/>
     <w:p>
       <w:pPr>
         <w:pStyle w:val="Nadpis3"/>
@@ -5770,8 +6053,44 @@
     </w:p>
     <w:p>
       <w:pPr>
-        <w:pStyle w:val="Nadpis2"/>
+        <w:pStyle w:val="Nadpis3"/>
       </w:pPr>
+      <w:proofErr w:type="spellStart"/>
+      <w:r>
+        <w:t>Rotable</w:t>
+      </w:r>
+      <w:proofErr w:type="spellEnd"/>
+      <w:r>
+        <w:t xml:space="preserve"> </w:t>
+      </w:r>
+      <w:proofErr w:type="spellStart"/>
+      <w:r>
+        <w:t>class</w:t>
+      </w:r>
+      <w:proofErr w:type="spellEnd"/>
+    </w:p>
+    <w:p>
+      <w:proofErr w:type="spellStart"/>
+      <w:r>
+        <w:t>Can</w:t>
+      </w:r>
+      <w:proofErr w:type="spellEnd"/>
+      <w:r>
+        <w:t xml:space="preserve"> </w:t>
+      </w:r>
+      <w:proofErr w:type="spellStart"/>
+      <w:r>
+        <w:t>change</w:t>
+      </w:r>
+      <w:proofErr w:type="spellEnd"/>
+      <w:r>
+        <w:t xml:space="preserve"> </w:t>
+      </w:r>
+      <w:proofErr w:type="spellStart"/>
+      <w:r>
+        <w:t>orientation</w:t>
+      </w:r>
+      <w:proofErr w:type="spellEnd"/>
       <w:r>
         <w:br w:type="page"/>
       </w:r>
@@ -5853,6 +6172,9 @@
     </w:p>
     <w:p>
       <w:r>
+        <w:rPr>
+          <w:noProof/>
+        </w:rPr>
         <w:drawing>
           <wp:anchor distT="0" distB="0" distL="114300" distR="114300" simplePos="0" relativeHeight="251705344" behindDoc="0" locked="0" layoutInCell="1" allowOverlap="1" wp14:anchorId="62872C3E" wp14:editId="23CE50E2">
             <wp:simplePos x="0" y="0"/>
@@ -5936,6 +6258,15 @@
     </w:p>
     <w:sdt>
       <w:sdtPr>
+        <w:rPr>
+          <w:rFonts w:asciiTheme="minorHAnsi" w:eastAsiaTheme="minorHAnsi" w:hAnsiTheme="minorHAnsi" w:cstheme="minorBidi"/>
+          <w:color w:val="auto"/>
+          <w:kern w:val="2"/>
+          <w:sz w:val="24"/>
+          <w:szCs w:val="24"/>
+          <w:lang w:val="cs-CZ" w:eastAsia="en-US"/>
+          <w14:ligatures w14:val="standardContextual"/>
+        </w:rPr>
         <w:id w:val="-2090684329"/>
         <w:docPartObj>
           <w:docPartGallery w:val="Table of Contents"/>
@@ -5944,15 +6275,8 @@
       </w:sdtPr>
       <w:sdtEndPr>
         <w:rPr>
-          <w:rFonts w:asciiTheme="minorHAnsi" w:eastAsiaTheme="minorHAnsi" w:hAnsiTheme="minorHAnsi" w:cstheme="minorBidi"/>
           <w:b/>
           <w:bCs/>
-          <w:color w:val="auto"/>
-          <w:kern w:val="2"/>
-          <w:sz w:val="24"/>
-          <w:szCs w:val="24"/>
-          <w:lang w:val="cs-CZ" w:eastAsia="en-US"/>
-          <w14:ligatures w14:val="standardContextual"/>
         </w:rPr>
       </w:sdtEndPr>
       <w:sdtContent>

--- a/src/files/Pieceology.DOCX
+++ b/src/files/Pieceology.DOCX
@@ -4622,7 +4622,7 @@
           <w:noProof/>
         </w:rPr>
         <w:drawing>
-          <wp:anchor distT="0" distB="0" distL="114300" distR="114300" simplePos="0" relativeHeight="251692032" behindDoc="0" locked="0" layoutInCell="1" allowOverlap="1" wp14:anchorId="633D894C" wp14:editId="6D23013A">
+          <wp:anchor distT="0" distB="0" distL="114300" distR="114300" simplePos="0" relativeHeight="251692032" behindDoc="0" locked="0" layoutInCell="1" allowOverlap="1" wp14:anchorId="633D894C" wp14:editId="6D5D057F">
             <wp:simplePos x="0" y="0"/>
             <wp:positionH relativeFrom="margin">
               <wp:posOffset>-615001</wp:posOffset>
@@ -4685,10 +4685,28 @@
         </w:drawing>
       </w:r>
       <w:proofErr w:type="spellStart"/>
+      <w:proofErr w:type="gramStart"/>
+      <w:r>
+        <w:t>Points</w:t>
+      </w:r>
+      <w:proofErr w:type="spellEnd"/>
+      <w:r>
+        <w:t xml:space="preserve"> :</w:t>
+      </w:r>
+      <w:proofErr w:type="gramEnd"/>
+      <w:r>
+        <w:t xml:space="preserve"> </w:t>
+      </w:r>
+      <w:proofErr w:type="gramStart"/>
+      <w:r>
+        <w:t>2 ,</w:t>
+      </w:r>
+      <w:proofErr w:type="spellStart"/>
       <w:r>
         <w:t>rotable</w:t>
       </w:r>
       <w:proofErr w:type="spellEnd"/>
+      <w:proofErr w:type="gramEnd"/>
       <w:r>
         <w:t xml:space="preserve"> </w:t>
       </w:r>
@@ -4745,19 +4763,45 @@
       <w:bookmarkStart w:id="49" w:name="_Toc239515143"/>
       <w:bookmarkStart w:id="50" w:name="_Toc239516086"/>
       <w:r>
+        <w:t xml:space="preserve">Arci </w:t>
+      </w:r>
+      <w:proofErr w:type="spellStart"/>
+      <w:r>
+        <w:t>Bishop</w:t>
+      </w:r>
+      <w:bookmarkEnd w:id="48"/>
+      <w:bookmarkEnd w:id="49"/>
+      <w:bookmarkEnd w:id="50"/>
+      <w:proofErr w:type="spellEnd"/>
+    </w:p>
+    <w:p>
+      <w:proofErr w:type="spellStart"/>
+      <w:proofErr w:type="gramStart"/>
+      <w:r>
+        <w:t>Points</w:t>
+      </w:r>
+      <w:proofErr w:type="spellEnd"/>
+      <w:r>
+        <w:t xml:space="preserve"> :</w:t>
+      </w:r>
+      <w:proofErr w:type="gramEnd"/>
+      <w:r>
+        <w:t xml:space="preserve"> </w:t>
+      </w:r>
+      <w:r>
         <w:rPr>
           <w:noProof/>
         </w:rPr>
         <w:drawing>
-          <wp:anchor distT="0" distB="0" distL="114300" distR="114300" simplePos="0" relativeHeight="251693056" behindDoc="0" locked="0" layoutInCell="1" allowOverlap="1" wp14:anchorId="1F089F9A" wp14:editId="6D61790D">
+          <wp:anchor distT="0" distB="0" distL="114300" distR="114300" simplePos="0" relativeHeight="251693056" behindDoc="0" locked="0" layoutInCell="1" allowOverlap="1" wp14:anchorId="1F089F9A" wp14:editId="60B552D6">
             <wp:simplePos x="0" y="0"/>
             <wp:positionH relativeFrom="margin">
-              <wp:posOffset>2912745</wp:posOffset>
+              <wp:align>right</wp:align>
             </wp:positionH>
             <wp:positionV relativeFrom="paragraph">
-              <wp:posOffset>299720</wp:posOffset>
+              <wp:posOffset>412594</wp:posOffset>
             </wp:positionV>
-            <wp:extent cx="3056890" cy="3056890"/>
+            <wp:extent cx="2616200" cy="2616200"/>
             <wp:effectExtent l="0" t="0" r="0" b="0"/>
             <wp:wrapSquare wrapText="bothSides"/>
             <wp:docPr id="168419996" name="Obrázek 29"/>
@@ -4789,7 +4833,7 @@
                   <pic:spPr bwMode="auto">
                     <a:xfrm>
                       <a:off x="0" y="0"/>
-                      <a:ext cx="3056890" cy="3056890"/>
+                      <a:ext cx="2616200" cy="2616200"/>
                     </a:xfrm>
                     <a:prstGeom prst="rect">
                       <a:avLst/>
@@ -4812,16 +4856,8 @@
         </w:drawing>
       </w:r>
       <w:r>
-        <w:t xml:space="preserve">Arci </w:t>
-      </w:r>
-      <w:proofErr w:type="spellStart"/>
-      <w:r>
-        <w:t>Bishop</w:t>
-      </w:r>
-      <w:bookmarkEnd w:id="48"/>
-      <w:bookmarkEnd w:id="49"/>
-      <w:bookmarkEnd w:id="50"/>
-      <w:proofErr w:type="spellEnd"/>
+        <w:t>7</w:t>
+      </w:r>
     </w:p>
     <w:p>
       <w:pPr>
@@ -4931,6 +4967,25 @@
       <w:bookmarkEnd w:id="56"/>
     </w:p>
     <w:p>
+      <w:proofErr w:type="spellStart"/>
+      <w:proofErr w:type="gramStart"/>
+      <w:r>
+        <w:t>Points</w:t>
+      </w:r>
+      <w:proofErr w:type="spellEnd"/>
+      <w:r>
+        <w:t xml:space="preserve"> :</w:t>
+      </w:r>
+      <w:proofErr w:type="gramEnd"/>
+      <w:r>
+        <w:t xml:space="preserve"> </w:t>
+      </w:r>
+      <w:r>
+        <w:t>8</w:t>
+      </w:r>
+      <w:r>
+        <w:t xml:space="preserve"> </w:t>
+      </w:r>
       <w:r>
         <w:rPr>
           <w:noProof/>
@@ -4998,6 +5053,9 @@
           </wp:anchor>
         </w:drawing>
       </w:r>
+      <w:r>
+        <w:t>,</w:t>
+      </w:r>
       <w:proofErr w:type="spellStart"/>
       <w:r>
         <w:t>rotable</w:t>
@@ -5024,21 +5082,44 @@
       <w:bookmarkStart w:id="57" w:name="_Toc239515049"/>
       <w:bookmarkStart w:id="58" w:name="_Toc239515146"/>
       <w:bookmarkStart w:id="59" w:name="_Toc239516089"/>
+      <w:proofErr w:type="spellStart"/>
+      <w:r>
+        <w:lastRenderedPageBreak/>
+        <w:t>Helicopter</w:t>
+      </w:r>
+      <w:bookmarkEnd w:id="57"/>
+      <w:bookmarkEnd w:id="58"/>
+      <w:bookmarkEnd w:id="59"/>
+      <w:proofErr w:type="spellEnd"/>
+    </w:p>
+    <w:p>
+      <w:proofErr w:type="spellStart"/>
+      <w:proofErr w:type="gramStart"/>
+      <w:r>
+        <w:t>Points</w:t>
+      </w:r>
+      <w:proofErr w:type="spellEnd"/>
+      <w:r>
+        <w:t xml:space="preserve"> :</w:t>
+      </w:r>
+      <w:proofErr w:type="gramEnd"/>
+      <w:r>
+        <w:t xml:space="preserve"> </w:t>
+      </w:r>
       <w:r>
         <w:rPr>
           <w:noProof/>
         </w:rPr>
-        <w:lastRenderedPageBreak/>
         <w:drawing>
-          <wp:anchor distT="0" distB="0" distL="114300" distR="114300" simplePos="0" relativeHeight="251696128" behindDoc="0" locked="0" layoutInCell="1" allowOverlap="1" wp14:anchorId="4D133924" wp14:editId="19514454">
+          <wp:anchor distT="0" distB="0" distL="114300" distR="114300" simplePos="0" relativeHeight="251696128" behindDoc="0" locked="0" layoutInCell="1" allowOverlap="1" wp14:anchorId="4D133924" wp14:editId="2AD5A205">
             <wp:simplePos x="0" y="0"/>
             <wp:positionH relativeFrom="margin">
-              <wp:posOffset>-520065</wp:posOffset>
+              <wp:posOffset>-304800</wp:posOffset>
             </wp:positionH>
             <wp:positionV relativeFrom="paragraph">
-              <wp:posOffset>311150</wp:posOffset>
+              <wp:posOffset>220980</wp:posOffset>
             </wp:positionV>
-            <wp:extent cx="3206115" cy="3206115"/>
+            <wp:extent cx="2990215" cy="2990215"/>
             <wp:effectExtent l="0" t="0" r="0" b="0"/>
             <wp:wrapSquare wrapText="bothSides"/>
             <wp:docPr id="791992948" name="Obrázek 32"/>
@@ -5070,7 +5151,7 @@
                   <pic:spPr bwMode="auto">
                     <a:xfrm>
                       <a:off x="0" y="0"/>
-                      <a:ext cx="3206115" cy="3206115"/>
+                      <a:ext cx="2990215" cy="2990215"/>
                     </a:xfrm>
                     <a:prstGeom prst="rect">
                       <a:avLst/>
@@ -5092,14 +5173,9 @@
           </wp:anchor>
         </w:drawing>
       </w:r>
-      <w:proofErr w:type="spellStart"/>
-      <w:r>
-        <w:t>Helicopter</w:t>
-      </w:r>
-      <w:bookmarkEnd w:id="57"/>
-      <w:bookmarkEnd w:id="58"/>
-      <w:bookmarkEnd w:id="59"/>
-      <w:proofErr w:type="spellEnd"/>
+      <w:r>
+        <w:t>4</w:t>
+      </w:r>
     </w:p>
     <w:p>
       <w:pPr>
@@ -5124,7 +5200,7 @@
           <w:noProof/>
         </w:rPr>
         <w:drawing>
-          <wp:anchor distT="0" distB="0" distL="114300" distR="114300" simplePos="0" relativeHeight="251697152" behindDoc="0" locked="0" layoutInCell="1" allowOverlap="1" wp14:anchorId="63FE3F25" wp14:editId="489F10B8">
+          <wp:anchor distT="0" distB="0" distL="114300" distR="114300" simplePos="0" relativeHeight="251697152" behindDoc="0" locked="0" layoutInCell="1" allowOverlap="1" wp14:anchorId="63FE3F25" wp14:editId="624A667A">
             <wp:simplePos x="0" y="0"/>
             <wp:positionH relativeFrom="margin">
               <wp:posOffset>2235200</wp:posOffset>
@@ -5204,13 +5280,37 @@
       <w:bookmarkStart w:id="64" w:name="_Toc239515148"/>
       <w:bookmarkStart w:id="65" w:name="_Toc239516091"/>
       <w:r>
-        <w:t>Land Carrier</w:t>
+        <w:t xml:space="preserve">Land </w:t>
+      </w:r>
+      <w:proofErr w:type="spellStart"/>
+      <w:r>
+        <w:t>Carrier</w:t>
       </w:r>
       <w:bookmarkEnd w:id="63"/>
       <w:bookmarkEnd w:id="64"/>
       <w:bookmarkEnd w:id="65"/>
-    </w:p>
-    <w:p>
+      <w:proofErr w:type="spellEnd"/>
+    </w:p>
+    <w:p>
+      <w:proofErr w:type="spellStart"/>
+      <w:proofErr w:type="gramStart"/>
+      <w:r>
+        <w:t>Points</w:t>
+      </w:r>
+      <w:proofErr w:type="spellEnd"/>
+      <w:r>
+        <w:t xml:space="preserve"> :</w:t>
+      </w:r>
+      <w:proofErr w:type="gramEnd"/>
+      <w:r>
+        <w:t xml:space="preserve"> </w:t>
+      </w:r>
+      <w:r>
+        <w:t>4.5</w:t>
+      </w:r>
+      <w:r>
+        <w:t xml:space="preserve"> </w:t>
+      </w:r>
       <w:r>
         <w:rPr>
           <w:rFonts w:eastAsiaTheme="majorEastAsia" w:cstheme="majorBidi"/>
@@ -5282,6 +5382,9 @@
           </wp:anchor>
         </w:drawing>
       </w:r>
+      <w:r>
+        <w:t>,</w:t>
+      </w:r>
       <w:proofErr w:type="spellStart"/>
       <w:r>
         <w:t>carrier</w:t>
@@ -5303,18 +5406,64 @@
       <w:bookmarkStart w:id="66" w:name="_Toc239515052"/>
       <w:bookmarkStart w:id="67" w:name="_Toc239515149"/>
       <w:bookmarkStart w:id="68" w:name="_Toc239516092"/>
+      <w:proofErr w:type="spellStart"/>
+      <w:r>
+        <w:t>Linebreaker</w:t>
+      </w:r>
+      <w:proofErr w:type="spellEnd"/>
+      <w:r>
+        <w:t xml:space="preserve"> </w:t>
+      </w:r>
+      <w:proofErr w:type="spellStart"/>
+      <w:r>
+        <w:t>Rook</w:t>
+      </w:r>
+      <w:bookmarkEnd w:id="66"/>
+      <w:bookmarkEnd w:id="67"/>
+      <w:bookmarkEnd w:id="68"/>
+      <w:proofErr w:type="spellEnd"/>
+      <w:r>
+        <w:tab/>
+      </w:r>
+      <w:r>
+        <w:tab/>
+      </w:r>
+      <w:r>
+        <w:tab/>
+      </w:r>
+    </w:p>
+    <w:p>
+      <w:proofErr w:type="spellStart"/>
+      <w:proofErr w:type="gramStart"/>
+      <w:r>
+        <w:t>Points</w:t>
+      </w:r>
+      <w:proofErr w:type="spellEnd"/>
+      <w:r>
+        <w:t xml:space="preserve"> :</w:t>
+      </w:r>
+      <w:proofErr w:type="gramEnd"/>
+      <w:r>
+        <w:t xml:space="preserve"> </w:t>
+      </w:r>
+      <w:r>
+        <w:t>6</w:t>
+      </w:r>
+      <w:r>
+        <w:t xml:space="preserve"> </w:t>
+      </w:r>
       <w:r>
         <w:rPr>
           <w:noProof/>
         </w:rPr>
         <w:drawing>
-          <wp:anchor distT="0" distB="0" distL="114300" distR="114300" simplePos="0" relativeHeight="251699200" behindDoc="0" locked="0" layoutInCell="1" allowOverlap="1" wp14:anchorId="66F3F3B1" wp14:editId="3B2474CB">
+          <wp:anchor distT="0" distB="0" distL="114300" distR="114300" simplePos="0" relativeHeight="251699200" behindDoc="0" locked="0" layoutInCell="1" allowOverlap="1" wp14:anchorId="66F3F3B1" wp14:editId="40B79D58">
             <wp:simplePos x="0" y="0"/>
             <wp:positionH relativeFrom="margin">
-              <wp:posOffset>2743826</wp:posOffset>
+              <wp:posOffset>2829465</wp:posOffset>
             </wp:positionH>
             <wp:positionV relativeFrom="paragraph">
-              <wp:posOffset>337515</wp:posOffset>
+              <wp:posOffset>492616</wp:posOffset>
             </wp:positionV>
             <wp:extent cx="3170555" cy="3170555"/>
             <wp:effectExtent l="0" t="0" r="0" b="0"/>
@@ -5370,36 +5519,6 @@
           </wp:anchor>
         </w:drawing>
       </w:r>
-      <w:proofErr w:type="spellStart"/>
-      <w:r>
-        <w:t>Linebreaker</w:t>
-      </w:r>
-      <w:proofErr w:type="spellEnd"/>
-      <w:r>
-        <w:t xml:space="preserve"> </w:t>
-      </w:r>
-      <w:proofErr w:type="spellStart"/>
-      <w:r>
-        <w:t>Rook</w:t>
-      </w:r>
-      <w:bookmarkEnd w:id="66"/>
-      <w:bookmarkEnd w:id="67"/>
-      <w:bookmarkEnd w:id="68"/>
-      <w:proofErr w:type="spellEnd"/>
-      <w:r>
-        <w:tab/>
-      </w:r>
-      <w:r>
-        <w:tab/>
-      </w:r>
-      <w:r>
-        <w:tab/>
-      </w:r>
-    </w:p>
-    <w:p>
-      <w:pPr>
-        <w:pStyle w:val="Nadpis3"/>
-      </w:pPr>
     </w:p>
     <w:p>
       <w:pPr>
@@ -5424,19 +5543,43 @@
         <w:pStyle w:val="Nadpis3"/>
       </w:pPr>
       <w:bookmarkStart w:id="69" w:name="_Toc239516093"/>
+      <w:proofErr w:type="spellStart"/>
+      <w:r>
+        <w:lastRenderedPageBreak/>
+        <w:t>Kn</w:t>
+      </w:r>
+      <w:r>
+        <w:t>ight</w:t>
+      </w:r>
+      <w:bookmarkEnd w:id="69"/>
+      <w:proofErr w:type="spellEnd"/>
+    </w:p>
+    <w:p>
+      <w:proofErr w:type="spellStart"/>
+      <w:proofErr w:type="gramStart"/>
+      <w:r>
+        <w:t>Points</w:t>
+      </w:r>
+      <w:proofErr w:type="spellEnd"/>
+      <w:r>
+        <w:t xml:space="preserve"> :</w:t>
+      </w:r>
+      <w:proofErr w:type="gramEnd"/>
+      <w:r>
+        <w:t xml:space="preserve"> </w:t>
+      </w:r>
       <w:r>
         <w:rPr>
           <w:noProof/>
         </w:rPr>
-        <w:lastRenderedPageBreak/>
         <w:drawing>
-          <wp:anchor distT="0" distB="0" distL="114300" distR="114300" simplePos="0" relativeHeight="251700224" behindDoc="0" locked="0" layoutInCell="1" allowOverlap="1" wp14:anchorId="1F5D2F81" wp14:editId="7C2557DC">
+          <wp:anchor distT="0" distB="0" distL="114300" distR="114300" simplePos="0" relativeHeight="251700224" behindDoc="0" locked="0" layoutInCell="1" allowOverlap="1" wp14:anchorId="1F5D2F81" wp14:editId="42CBDA23">
             <wp:simplePos x="0" y="0"/>
             <wp:positionH relativeFrom="margin">
-              <wp:posOffset>-282575</wp:posOffset>
+              <wp:posOffset>-325707</wp:posOffset>
             </wp:positionH>
             <wp:positionV relativeFrom="paragraph">
-              <wp:posOffset>299085</wp:posOffset>
+              <wp:posOffset>298750</wp:posOffset>
             </wp:positionV>
             <wp:extent cx="3502660" cy="3502660"/>
             <wp:effectExtent l="0" t="0" r="0" b="0"/>
@@ -5492,15 +5635,9 @@
           </wp:anchor>
         </w:drawing>
       </w:r>
-      <w:proofErr w:type="spellStart"/>
-      <w:r>
-        <w:t>Kn</w:t>
-      </w:r>
-      <w:r>
-        <w:t>ight</w:t>
-      </w:r>
-      <w:bookmarkEnd w:id="69"/>
-      <w:proofErr w:type="spellEnd"/>
+      <w:r>
+        <w:t>3</w:t>
+      </w:r>
     </w:p>
     <w:p>
       <w:pPr>
@@ -5515,6 +5652,19 @@
       <w:proofErr w:type="spellEnd"/>
     </w:p>
     <w:p>
+      <w:proofErr w:type="spellStart"/>
+      <w:proofErr w:type="gramStart"/>
+      <w:r>
+        <w:t>Points</w:t>
+      </w:r>
+      <w:proofErr w:type="spellEnd"/>
+      <w:r>
+        <w:t xml:space="preserve"> :</w:t>
+      </w:r>
+      <w:proofErr w:type="gramEnd"/>
+      <w:r>
+        <w:t xml:space="preserve"> </w:t>
+      </w:r>
       <w:r>
         <w:rPr>
           <w:noProof/>
@@ -5582,18 +5732,16 @@
           </wp:anchor>
         </w:drawing>
       </w:r>
-      <w:proofErr w:type="spellStart"/>
       <w:proofErr w:type="gramStart"/>
       <w:r>
+        <w:t>1,</w:t>
+      </w:r>
+      <w:r>
         <w:t>promotable</w:t>
       </w:r>
-      <w:proofErr w:type="spellEnd"/>
-      <w:r>
-        <w:t xml:space="preserve"> :</w:t>
-      </w:r>
       <w:proofErr w:type="gramEnd"/>
       <w:r>
-        <w:t xml:space="preserve"> </w:t>
+        <w:t xml:space="preserve"> : </w:t>
       </w:r>
       <w:proofErr w:type="gramStart"/>
       <w:r>
@@ -5604,17 +5752,12 @@
         <w:t xml:space="preserve"> </w:t>
       </w:r>
       <w:proofErr w:type="spellStart"/>
-      <w:proofErr w:type="gramStart"/>
       <w:r>
         <w:t>Rook</w:t>
       </w:r>
       <w:proofErr w:type="spellEnd"/>
       <w:r>
-        <w:t xml:space="preserve"> ,</w:t>
-      </w:r>
-      <w:proofErr w:type="gramEnd"/>
-      <w:r>
-        <w:t xml:space="preserve"> </w:t>
+        <w:t xml:space="preserve">, </w:t>
       </w:r>
       <w:proofErr w:type="spellStart"/>
       <w:proofErr w:type="gramStart"/>
@@ -5642,17 +5785,36 @@
       </w:pPr>
       <w:bookmarkStart w:id="71" w:name="_Toc239516095"/>
       <w:r>
+        <w:t>Queen</w:t>
+      </w:r>
+      <w:bookmarkEnd w:id="71"/>
+    </w:p>
+    <w:p>
+      <w:proofErr w:type="spellStart"/>
+      <w:proofErr w:type="gramStart"/>
+      <w:r>
+        <w:t>Points</w:t>
+      </w:r>
+      <w:proofErr w:type="spellEnd"/>
+      <w:r>
+        <w:t xml:space="preserve"> :</w:t>
+      </w:r>
+      <w:proofErr w:type="gramEnd"/>
+      <w:r>
+        <w:t xml:space="preserve"> </w:t>
+      </w:r>
+      <w:r>
         <w:rPr>
           <w:noProof/>
         </w:rPr>
         <w:drawing>
-          <wp:anchor distT="0" distB="0" distL="114300" distR="114300" simplePos="0" relativeHeight="251702272" behindDoc="0" locked="0" layoutInCell="1" allowOverlap="1" wp14:anchorId="04DE4638" wp14:editId="471FD006">
+          <wp:anchor distT="0" distB="0" distL="114300" distR="114300" simplePos="0" relativeHeight="251702272" behindDoc="0" locked="0" layoutInCell="1" allowOverlap="1" wp14:anchorId="04DE4638" wp14:editId="4C99F23D">
             <wp:simplePos x="0" y="0"/>
             <wp:positionH relativeFrom="column">
-              <wp:posOffset>-485140</wp:posOffset>
+              <wp:posOffset>-528272</wp:posOffset>
             </wp:positionH>
             <wp:positionV relativeFrom="paragraph">
-              <wp:posOffset>253365</wp:posOffset>
+              <wp:posOffset>270282</wp:posOffset>
             </wp:positionV>
             <wp:extent cx="3289300" cy="3289300"/>
             <wp:effectExtent l="0" t="0" r="0" b="0"/>
@@ -5709,29 +5871,36 @@
         </w:drawing>
       </w:r>
       <w:r>
-        <w:t>Queen</w:t>
-      </w:r>
-      <w:bookmarkEnd w:id="71"/>
+        <w:t>9</w:t>
+      </w:r>
     </w:p>
     <w:p>
       <w:pPr>
         <w:pStyle w:val="Nadpis3"/>
       </w:pPr>
       <w:bookmarkStart w:id="72" w:name="_Toc239516096"/>
+      <w:proofErr w:type="spellStart"/>
+      <w:r>
+        <w:t>Rook</w:t>
+      </w:r>
+      <w:bookmarkEnd w:id="72"/>
+      <w:proofErr w:type="spellEnd"/>
+    </w:p>
+    <w:p>
       <w:r>
         <w:rPr>
           <w:noProof/>
         </w:rPr>
         <w:drawing>
-          <wp:anchor distT="0" distB="0" distL="114300" distR="114300" simplePos="0" relativeHeight="251703296" behindDoc="0" locked="0" layoutInCell="1" allowOverlap="1" wp14:anchorId="5471E9E8" wp14:editId="5E7EF23C">
+          <wp:anchor distT="0" distB="0" distL="114300" distR="114300" simplePos="0" relativeHeight="251703296" behindDoc="0" locked="0" layoutInCell="1" allowOverlap="1" wp14:anchorId="5471E9E8" wp14:editId="61ABF1B3">
             <wp:simplePos x="0" y="0"/>
             <wp:positionH relativeFrom="page">
-              <wp:posOffset>3336925</wp:posOffset>
+              <wp:posOffset>4071141</wp:posOffset>
             </wp:positionH>
             <wp:positionV relativeFrom="paragraph">
-              <wp:posOffset>379095</wp:posOffset>
+              <wp:posOffset>288577</wp:posOffset>
             </wp:positionV>
-            <wp:extent cx="3811905" cy="3811905"/>
+            <wp:extent cx="3000375" cy="3000375"/>
             <wp:effectExtent l="0" t="0" r="0" b="0"/>
             <wp:wrapSquare wrapText="bothSides"/>
             <wp:docPr id="1267254405" name="Obrázek 39"/>
@@ -5763,7 +5932,7 @@
                   <pic:spPr bwMode="auto">
                     <a:xfrm>
                       <a:off x="0" y="0"/>
-                      <a:ext cx="3811905" cy="3811905"/>
+                      <a:ext cx="3000375" cy="3000375"/>
                     </a:xfrm>
                     <a:prstGeom prst="rect">
                       <a:avLst/>
@@ -5786,13 +5955,22 @@
         </w:drawing>
       </w:r>
       <w:proofErr w:type="spellStart"/>
-      <w:r>
-        <w:t>Rook</w:t>
-      </w:r>
-      <w:bookmarkEnd w:id="72"/>
-      <w:proofErr w:type="spellEnd"/>
-    </w:p>
-    <w:p/>
+      <w:proofErr w:type="gramStart"/>
+      <w:r>
+        <w:t>Points</w:t>
+      </w:r>
+      <w:proofErr w:type="spellEnd"/>
+      <w:r>
+        <w:t xml:space="preserve"> :</w:t>
+      </w:r>
+      <w:proofErr w:type="gramEnd"/>
+      <w:r>
+        <w:t xml:space="preserve"> </w:t>
+      </w:r>
+      <w:r>
+        <w:t>5</w:t>
+      </w:r>
+    </w:p>
     <w:p>
       <w:r>
         <w:br w:type="page"/>
@@ -5812,6 +5990,19 @@
       <w:proofErr w:type="spellEnd"/>
     </w:p>
     <w:p>
+      <w:proofErr w:type="spellStart"/>
+      <w:proofErr w:type="gramStart"/>
+      <w:r>
+        <w:t>Points</w:t>
+      </w:r>
+      <w:proofErr w:type="spellEnd"/>
+      <w:r>
+        <w:t xml:space="preserve"> :</w:t>
+      </w:r>
+      <w:proofErr w:type="gramEnd"/>
+      <w:r>
+        <w:t xml:space="preserve"> 2 </w:t>
+      </w:r>
       <w:r>
         <w:rPr>
           <w:noProof/>
@@ -5879,10 +6070,129 @@
           </wp:anchor>
         </w:drawing>
       </w:r>
-      <w:proofErr w:type="spellStart"/>
+      <w:r>
+        <w:t>,</w:t>
+      </w:r>
+      <w:proofErr w:type="spellStart"/>
+      <w:r>
+        <w:t>promotable</w:t>
+      </w:r>
+      <w:proofErr w:type="spellEnd"/>
+      <w:r>
+        <w:t xml:space="preserve"> : </w:t>
+      </w:r>
       <w:proofErr w:type="gramStart"/>
       <w:r>
-        <w:t>promotable</w:t>
+        <w:t>Queen ,</w:t>
+      </w:r>
+      <w:proofErr w:type="gramEnd"/>
+      <w:r>
+        <w:t xml:space="preserve"> </w:t>
+      </w:r>
+      <w:proofErr w:type="spellStart"/>
+      <w:r>
+        <w:t>Linebreaker</w:t>
+      </w:r>
+      <w:proofErr w:type="spellEnd"/>
+      <w:r>
+        <w:t xml:space="preserve"> </w:t>
+      </w:r>
+      <w:proofErr w:type="spellStart"/>
+      <w:proofErr w:type="gramStart"/>
+      <w:r>
+        <w:t>Rook</w:t>
+      </w:r>
+      <w:proofErr w:type="spellEnd"/>
+      <w:r>
+        <w:t xml:space="preserve"> ,</w:t>
+      </w:r>
+      <w:proofErr w:type="gramEnd"/>
+    </w:p>
+    <w:p>
+      <w:pPr>
+        <w:pStyle w:val="Nadpis3"/>
+      </w:pPr>
+      <w:proofErr w:type="spellStart"/>
+      <w:r>
+        <w:t>Bishop</w:t>
+      </w:r>
+      <w:proofErr w:type="spellEnd"/>
+      <w:r>
+        <w:t xml:space="preserve"> </w:t>
+      </w:r>
+    </w:p>
+    <w:p>
+      <w:r>
+        <w:rPr>
+          <w:noProof/>
+        </w:rPr>
+        <w:drawing>
+          <wp:anchor distT="0" distB="0" distL="114300" distR="114300" simplePos="0" relativeHeight="251706368" behindDoc="0" locked="0" layoutInCell="1" allowOverlap="1" wp14:anchorId="10E07082" wp14:editId="67FFE663">
+            <wp:simplePos x="0" y="0"/>
+            <wp:positionH relativeFrom="margin">
+              <wp:posOffset>2688590</wp:posOffset>
+            </wp:positionH>
+            <wp:positionV relativeFrom="paragraph">
+              <wp:posOffset>222885</wp:posOffset>
+            </wp:positionV>
+            <wp:extent cx="3182620" cy="3182620"/>
+            <wp:effectExtent l="0" t="0" r="0" b="0"/>
+            <wp:wrapSquare wrapText="bothSides"/>
+            <wp:docPr id="1377197635" name="Obrázek 2"/>
+            <wp:cNvGraphicFramePr>
+              <a:graphicFrameLocks xmlns:a="http://schemas.openxmlformats.org/drawingml/2006/main" noChangeAspect="1"/>
+            </wp:cNvGraphicFramePr>
+            <a:graphic xmlns:a="http://schemas.openxmlformats.org/drawingml/2006/main">
+              <a:graphicData uri="http://schemas.openxmlformats.org/drawingml/2006/picture">
+                <pic:pic xmlns:pic="http://schemas.openxmlformats.org/drawingml/2006/picture">
+                  <pic:nvPicPr>
+                    <pic:cNvPr id="0" name="Picture 1"/>
+                    <pic:cNvPicPr>
+                      <a:picLocks noChangeAspect="1" noChangeArrowheads="1"/>
+                    </pic:cNvPicPr>
+                  </pic:nvPicPr>
+                  <pic:blipFill>
+                    <a:blip r:embed="rId52" cstate="print">
+                      <a:extLst>
+                        <a:ext uri="{28A0092B-C50C-407E-A947-70E740481C1C}">
+                          <a14:useLocalDpi xmlns:a14="http://schemas.microsoft.com/office/drawing/2010/main" val="0"/>
+                        </a:ext>
+                      </a:extLst>
+                    </a:blip>
+                    <a:srcRect/>
+                    <a:stretch>
+                      <a:fillRect/>
+                    </a:stretch>
+                  </pic:blipFill>
+                  <pic:spPr bwMode="auto">
+                    <a:xfrm>
+                      <a:off x="0" y="0"/>
+                      <a:ext cx="3182620" cy="3182620"/>
+                    </a:xfrm>
+                    <a:prstGeom prst="rect">
+                      <a:avLst/>
+                    </a:prstGeom>
+                    <a:noFill/>
+                    <a:ln>
+                      <a:noFill/>
+                    </a:ln>
+                  </pic:spPr>
+                </pic:pic>
+              </a:graphicData>
+            </a:graphic>
+            <wp14:sizeRelH relativeFrom="margin">
+              <wp14:pctWidth>0</wp14:pctWidth>
+            </wp14:sizeRelH>
+            <wp14:sizeRelV relativeFrom="margin">
+              <wp14:pctHeight>0</wp14:pctHeight>
+            </wp14:sizeRelV>
+          </wp:anchor>
+        </w:drawing>
+      </w:r>
+      <w:proofErr w:type="spellStart"/>
+      <w:proofErr w:type="gramStart"/>
+      <w:r>
+        <w:t>Points</w:t>
       </w:r>
       <w:proofErr w:type="spellEnd"/>
       <w:r>
@@ -5892,34 +6202,10 @@
       <w:r>
         <w:t xml:space="preserve"> </w:t>
       </w:r>
-      <w:proofErr w:type="gramStart"/>
-      <w:r>
-        <w:t>Queen ,</w:t>
-      </w:r>
-      <w:proofErr w:type="gramEnd"/>
-      <w:r>
-        <w:t xml:space="preserve"> </w:t>
-      </w:r>
-      <w:proofErr w:type="spellStart"/>
-      <w:r>
-        <w:t>Linebreaker</w:t>
-      </w:r>
-      <w:proofErr w:type="spellEnd"/>
-      <w:r>
-        <w:t xml:space="preserve"> </w:t>
-      </w:r>
-      <w:proofErr w:type="spellStart"/>
-      <w:proofErr w:type="gramStart"/>
-      <w:r>
-        <w:t>Rook</w:t>
-      </w:r>
-      <w:proofErr w:type="spellEnd"/>
-      <w:r>
-        <w:t xml:space="preserve"> ,</w:t>
-      </w:r>
-      <w:proofErr w:type="gramEnd"/>
-    </w:p>
-    <w:p/>
+      <w:r>
+        <w:t>3.2</w:t>
+      </w:r>
+    </w:p>
     <w:p/>
     <w:p/>
     <w:p/>
@@ -6199,10 +6485,10 @@
                     <pic:cNvPicPr/>
                   </pic:nvPicPr>
                   <pic:blipFill>
-                    <a:blip r:embed="rId52">
+                    <a:blip r:embed="rId53">
                       <a:extLst>
                         <a:ext uri="{96DAC541-7B7A-43D3-8B79-37D633B846F1}">
-                          <asvg:svgBlip xmlns:asvg="http://schemas.microsoft.com/office/drawing/2016/SVG/main" r:embed="rId53"/>
+                          <asvg:svgBlip xmlns:asvg="http://schemas.microsoft.com/office/drawing/2016/SVG/main" r:embed="rId54"/>
                         </a:ext>
                       </a:extLst>
                     </a:blip>

--- a/src/files/Pieceology.DOCX
+++ b/src/files/Pieceology.DOCX
@@ -91,6 +91,57 @@
         </w:numPr>
       </w:pPr>
       <w:r>
+        <w:drawing>
+          <wp:anchor distT="0" distB="0" distL="114300" distR="114300" simplePos="0" relativeHeight="251708416" behindDoc="0" locked="0" layoutInCell="1" allowOverlap="1" wp14:anchorId="4FEC1ED5" wp14:editId="1A68E60C">
+            <wp:simplePos x="0" y="0"/>
+            <wp:positionH relativeFrom="column">
+              <wp:posOffset>4129405</wp:posOffset>
+            </wp:positionH>
+            <wp:positionV relativeFrom="paragraph">
+              <wp:posOffset>8890</wp:posOffset>
+            </wp:positionV>
+            <wp:extent cx="1400175" cy="666750"/>
+            <wp:effectExtent l="0" t="0" r="9525" b="0"/>
+            <wp:wrapSquare wrapText="bothSides"/>
+            <wp:docPr id="1273830780" name="Obrázek 1"/>
+            <wp:cNvGraphicFramePr>
+              <a:graphicFrameLocks xmlns:a="http://schemas.openxmlformats.org/drawingml/2006/main" noChangeAspect="1"/>
+            </wp:cNvGraphicFramePr>
+            <a:graphic xmlns:a="http://schemas.openxmlformats.org/drawingml/2006/main">
+              <a:graphicData uri="http://schemas.openxmlformats.org/drawingml/2006/picture">
+                <pic:pic xmlns:pic="http://schemas.openxmlformats.org/drawingml/2006/picture">
+                  <pic:nvPicPr>
+                    <pic:cNvPr id="1273830780" name=""/>
+                    <pic:cNvPicPr/>
+                  </pic:nvPicPr>
+                  <pic:blipFill>
+                    <a:blip r:embed="rId8">
+                      <a:extLst>
+                        <a:ext uri="{28A0092B-C50C-407E-A947-70E740481C1C}">
+                          <a14:useLocalDpi xmlns:a14="http://schemas.microsoft.com/office/drawing/2010/main" val="0"/>
+                        </a:ext>
+                      </a:extLst>
+                    </a:blip>
+                    <a:stretch>
+                      <a:fillRect/>
+                    </a:stretch>
+                  </pic:blipFill>
+                  <pic:spPr>
+                    <a:xfrm>
+                      <a:off x="0" y="0"/>
+                      <a:ext cx="1400175" cy="666750"/>
+                    </a:xfrm>
+                    <a:prstGeom prst="rect">
+                      <a:avLst/>
+                    </a:prstGeom>
+                  </pic:spPr>
+                </pic:pic>
+              </a:graphicData>
+            </a:graphic>
+          </wp:anchor>
+        </w:drawing>
+      </w:r>
+      <w:r>
         <w:t xml:space="preserve">3 </w:t>
       </w:r>
       <w:proofErr w:type="spellStart"/>
@@ -208,6 +259,57 @@
           <w:numId w:val="1"/>
         </w:numPr>
       </w:pPr>
+      <w:r>
+        <w:drawing>
+          <wp:anchor distT="0" distB="0" distL="114300" distR="114300" simplePos="0" relativeHeight="251709440" behindDoc="0" locked="0" layoutInCell="1" allowOverlap="1" wp14:anchorId="34A9B7B1" wp14:editId="3D6097C5">
+            <wp:simplePos x="0" y="0"/>
+            <wp:positionH relativeFrom="column">
+              <wp:posOffset>4157980</wp:posOffset>
+            </wp:positionH>
+            <wp:positionV relativeFrom="paragraph">
+              <wp:posOffset>153035</wp:posOffset>
+            </wp:positionV>
+            <wp:extent cx="1371600" cy="666750"/>
+            <wp:effectExtent l="0" t="0" r="0" b="0"/>
+            <wp:wrapSquare wrapText="bothSides"/>
+            <wp:docPr id="1299782482" name="Obrázek 1"/>
+            <wp:cNvGraphicFramePr>
+              <a:graphicFrameLocks xmlns:a="http://schemas.openxmlformats.org/drawingml/2006/main" noChangeAspect="1"/>
+            </wp:cNvGraphicFramePr>
+            <a:graphic xmlns:a="http://schemas.openxmlformats.org/drawingml/2006/main">
+              <a:graphicData uri="http://schemas.openxmlformats.org/drawingml/2006/picture">
+                <pic:pic xmlns:pic="http://schemas.openxmlformats.org/drawingml/2006/picture">
+                  <pic:nvPicPr>
+                    <pic:cNvPr id="1299782482" name=""/>
+                    <pic:cNvPicPr/>
+                  </pic:nvPicPr>
+                  <pic:blipFill>
+                    <a:blip r:embed="rId9">
+                      <a:extLst>
+                        <a:ext uri="{28A0092B-C50C-407E-A947-70E740481C1C}">
+                          <a14:useLocalDpi xmlns:a14="http://schemas.microsoft.com/office/drawing/2010/main" val="0"/>
+                        </a:ext>
+                      </a:extLst>
+                    </a:blip>
+                    <a:stretch>
+                      <a:fillRect/>
+                    </a:stretch>
+                  </pic:blipFill>
+                  <pic:spPr>
+                    <a:xfrm>
+                      <a:off x="0" y="0"/>
+                      <a:ext cx="1371600" cy="666750"/>
+                    </a:xfrm>
+                    <a:prstGeom prst="rect">
+                      <a:avLst/>
+                    </a:prstGeom>
+                  </pic:spPr>
+                </pic:pic>
+              </a:graphicData>
+            </a:graphic>
+          </wp:anchor>
+        </w:drawing>
+      </w:r>
       <w:proofErr w:type="spellStart"/>
       <w:r>
         <w:t>castle</w:t>
@@ -283,6 +385,57 @@
           <w:numId w:val="1"/>
         </w:numPr>
       </w:pPr>
+      <w:r>
+        <w:drawing>
+          <wp:anchor distT="0" distB="0" distL="114300" distR="114300" simplePos="0" relativeHeight="251707392" behindDoc="0" locked="0" layoutInCell="1" allowOverlap="1" wp14:anchorId="4176CD0A" wp14:editId="756C7FBB">
+            <wp:simplePos x="0" y="0"/>
+            <wp:positionH relativeFrom="column">
+              <wp:posOffset>4148455</wp:posOffset>
+            </wp:positionH>
+            <wp:positionV relativeFrom="paragraph">
+              <wp:posOffset>74930</wp:posOffset>
+            </wp:positionV>
+            <wp:extent cx="1390650" cy="666750"/>
+            <wp:effectExtent l="0" t="0" r="0" b="0"/>
+            <wp:wrapSquare wrapText="bothSides"/>
+            <wp:docPr id="1901131795" name="Obrázek 1"/>
+            <wp:cNvGraphicFramePr>
+              <a:graphicFrameLocks xmlns:a="http://schemas.openxmlformats.org/drawingml/2006/main" noChangeAspect="1"/>
+            </wp:cNvGraphicFramePr>
+            <a:graphic xmlns:a="http://schemas.openxmlformats.org/drawingml/2006/main">
+              <a:graphicData uri="http://schemas.openxmlformats.org/drawingml/2006/picture">
+                <pic:pic xmlns:pic="http://schemas.openxmlformats.org/drawingml/2006/picture">
+                  <pic:nvPicPr>
+                    <pic:cNvPr id="1901131795" name=""/>
+                    <pic:cNvPicPr/>
+                  </pic:nvPicPr>
+                  <pic:blipFill>
+                    <a:blip r:embed="rId10">
+                      <a:extLst>
+                        <a:ext uri="{28A0092B-C50C-407E-A947-70E740481C1C}">
+                          <a14:useLocalDpi xmlns:a14="http://schemas.microsoft.com/office/drawing/2010/main" val="0"/>
+                        </a:ext>
+                      </a:extLst>
+                    </a:blip>
+                    <a:stretch>
+                      <a:fillRect/>
+                    </a:stretch>
+                  </pic:blipFill>
+                  <pic:spPr>
+                    <a:xfrm>
+                      <a:off x="0" y="0"/>
+                      <a:ext cx="1390650" cy="666750"/>
+                    </a:xfrm>
+                    <a:prstGeom prst="rect">
+                      <a:avLst/>
+                    </a:prstGeom>
+                  </pic:spPr>
+                </pic:pic>
+              </a:graphicData>
+            </a:graphic>
+          </wp:anchor>
+        </w:drawing>
+      </w:r>
       <w:proofErr w:type="spellStart"/>
       <w:r>
         <w:t>white</w:t>
@@ -595,7 +748,7 @@
                     <pic:cNvPicPr/>
                   </pic:nvPicPr>
                   <pic:blipFill>
-                    <a:blip r:embed="rId8">
+                    <a:blip r:embed="rId11">
                       <a:extLst>
                         <a:ext uri="{28A0092B-C50C-407E-A947-70E740481C1C}">
                           <a14:useLocalDpi xmlns:a14="http://schemas.microsoft.com/office/drawing/2010/main" val="0"/>
@@ -1073,7 +1226,7 @@
                     </pic:cNvPicPr>
                   </pic:nvPicPr>
                   <pic:blipFill>
-                    <a:blip r:embed="rId9" cstate="print">
+                    <a:blip r:embed="rId12" cstate="print">
                       <a:extLst>
                         <a:ext uri="{28A0092B-C50C-407E-A947-70E740481C1C}">
                           <a14:useLocalDpi xmlns:a14="http://schemas.microsoft.com/office/drawing/2010/main" val="0"/>
@@ -1168,7 +1321,7 @@
                     </pic:cNvPicPr>
                   </pic:nvPicPr>
                   <pic:blipFill>
-                    <a:blip r:embed="rId10" cstate="print">
+                    <a:blip r:embed="rId13" cstate="print">
                       <a:extLst>
                         <a:ext uri="{28A0092B-C50C-407E-A947-70E740481C1C}">
                           <a14:useLocalDpi xmlns:a14="http://schemas.microsoft.com/office/drawing/2010/main" val="0"/>
@@ -1237,7 +1390,7 @@
                     </pic:cNvPicPr>
                   </pic:nvPicPr>
                   <pic:blipFill>
-                    <a:blip r:embed="rId11" cstate="print">
+                    <a:blip r:embed="rId14" cstate="print">
                       <a:extLst>
                         <a:ext uri="{28A0092B-C50C-407E-A947-70E740481C1C}">
                           <a14:useLocalDpi xmlns:a14="http://schemas.microsoft.com/office/drawing/2010/main" val="0"/>
@@ -1352,7 +1505,7 @@
                     </pic:cNvPicPr>
                   </pic:nvPicPr>
                   <pic:blipFill>
-                    <a:blip r:embed="rId12" cstate="print">
+                    <a:blip r:embed="rId15" cstate="print">
                       <a:extLst>
                         <a:ext uri="{28A0092B-C50C-407E-A947-70E740481C1C}">
                           <a14:useLocalDpi xmlns:a14="http://schemas.microsoft.com/office/drawing/2010/main" val="0"/>
@@ -1438,7 +1591,7 @@
                     </pic:cNvPicPr>
                   </pic:nvPicPr>
                   <pic:blipFill>
-                    <a:blip r:embed="rId13" cstate="print">
+                    <a:blip r:embed="rId16" cstate="print">
                       <a:extLst>
                         <a:ext uri="{28A0092B-C50C-407E-A947-70E740481C1C}">
                           <a14:useLocalDpi xmlns:a14="http://schemas.microsoft.com/office/drawing/2010/main" val="0"/>
@@ -1524,7 +1677,7 @@
                     </pic:cNvPicPr>
                   </pic:nvPicPr>
                   <pic:blipFill>
-                    <a:blip r:embed="rId14" cstate="print">
+                    <a:blip r:embed="rId17" cstate="print">
                       <a:extLst>
                         <a:ext uri="{28A0092B-C50C-407E-A947-70E740481C1C}">
                           <a14:useLocalDpi xmlns:a14="http://schemas.microsoft.com/office/drawing/2010/main" val="0"/>
@@ -1591,7 +1744,7 @@
                     </pic:cNvPicPr>
                   </pic:nvPicPr>
                   <pic:blipFill>
-                    <a:blip r:embed="rId15" cstate="print">
+                    <a:blip r:embed="rId18" cstate="print">
                       <a:extLst>
                         <a:ext uri="{28A0092B-C50C-407E-A947-70E740481C1C}">
                           <a14:useLocalDpi xmlns:a14="http://schemas.microsoft.com/office/drawing/2010/main" val="0"/>
@@ -1658,7 +1811,7 @@
                     </pic:cNvPicPr>
                   </pic:nvPicPr>
                   <pic:blipFill>
-                    <a:blip r:embed="rId16" cstate="print">
+                    <a:blip r:embed="rId19" cstate="print">
                       <a:extLst>
                         <a:ext uri="{28A0092B-C50C-407E-A947-70E740481C1C}">
                           <a14:useLocalDpi xmlns:a14="http://schemas.microsoft.com/office/drawing/2010/main" val="0"/>
@@ -1849,7 +2002,7 @@
                     </pic:cNvPicPr>
                   </pic:nvPicPr>
                   <pic:blipFill>
-                    <a:blip r:embed="rId17" cstate="print">
+                    <a:blip r:embed="rId20" cstate="print">
                       <a:extLst>
                         <a:ext uri="{28A0092B-C50C-407E-A947-70E740481C1C}">
                           <a14:useLocalDpi xmlns:a14="http://schemas.microsoft.com/office/drawing/2010/main" val="0"/>
@@ -1916,7 +2069,7 @@
                     </pic:cNvPicPr>
                   </pic:nvPicPr>
                   <pic:blipFill>
-                    <a:blip r:embed="rId18" cstate="print">
+                    <a:blip r:embed="rId21" cstate="print">
                       <a:extLst>
                         <a:ext uri="{28A0092B-C50C-407E-A947-70E740481C1C}">
                           <a14:useLocalDpi xmlns:a14="http://schemas.microsoft.com/office/drawing/2010/main" val="0"/>
@@ -1988,7 +2141,7 @@
                     </pic:cNvPicPr>
                   </pic:nvPicPr>
                   <pic:blipFill>
-                    <a:blip r:embed="rId19" cstate="print">
+                    <a:blip r:embed="rId22" cstate="print">
                       <a:extLst>
                         <a:ext uri="{28A0092B-C50C-407E-A947-70E740481C1C}">
                           <a14:useLocalDpi xmlns:a14="http://schemas.microsoft.com/office/drawing/2010/main" val="0"/>
@@ -2060,7 +2213,7 @@
                     </pic:cNvPicPr>
                   </pic:nvPicPr>
                   <pic:blipFill>
-                    <a:blip r:embed="rId20" cstate="print">
+                    <a:blip r:embed="rId23" cstate="print">
                       <a:extLst>
                         <a:ext uri="{28A0092B-C50C-407E-A947-70E740481C1C}">
                           <a14:useLocalDpi xmlns:a14="http://schemas.microsoft.com/office/drawing/2010/main" val="0"/>
@@ -2145,7 +2298,7 @@
                     </pic:cNvPicPr>
                   </pic:nvPicPr>
                   <pic:blipFill>
-                    <a:blip r:embed="rId21" cstate="print">
+                    <a:blip r:embed="rId24" cstate="print">
                       <a:extLst>
                         <a:ext uri="{28A0092B-C50C-407E-A947-70E740481C1C}">
                           <a14:useLocalDpi xmlns:a14="http://schemas.microsoft.com/office/drawing/2010/main" val="0"/>
@@ -2277,7 +2430,7 @@
                     </pic:cNvPicPr>
                   </pic:nvPicPr>
                   <pic:blipFill>
-                    <a:blip r:embed="rId22" cstate="print">
+                    <a:blip r:embed="rId25" cstate="print">
                       <a:extLst>
                         <a:ext uri="{28A0092B-C50C-407E-A947-70E740481C1C}">
                           <a14:useLocalDpi xmlns:a14="http://schemas.microsoft.com/office/drawing/2010/main" val="0"/>
@@ -2347,7 +2500,7 @@
                     <pic:cNvPicPr/>
                   </pic:nvPicPr>
                   <pic:blipFill>
-                    <a:blip r:embed="rId23">
+                    <a:blip r:embed="rId26">
                       <a:extLst>
                         <a:ext uri="{28A0092B-C50C-407E-A947-70E740481C1C}">
                           <a14:useLocalDpi xmlns:a14="http://schemas.microsoft.com/office/drawing/2010/main" val="0"/>
@@ -2411,7 +2564,7 @@
                     <pic:cNvPicPr/>
                   </pic:nvPicPr>
                   <pic:blipFill>
-                    <a:blip r:embed="rId24">
+                    <a:blip r:embed="rId27">
                       <a:extLst>
                         <a:ext uri="{28A0092B-C50C-407E-A947-70E740481C1C}">
                           <a14:useLocalDpi xmlns:a14="http://schemas.microsoft.com/office/drawing/2010/main" val="0"/>
@@ -2834,7 +2987,7 @@
                     <pic:cNvPicPr/>
                   </pic:nvPicPr>
                   <pic:blipFill>
-                    <a:blip r:embed="rId25">
+                    <a:blip r:embed="rId28">
                       <a:extLst>
                         <a:ext uri="{28A0092B-C50C-407E-A947-70E740481C1C}">
                           <a14:useLocalDpi xmlns:a14="http://schemas.microsoft.com/office/drawing/2010/main" val="0"/>
@@ -2896,7 +3049,7 @@
                     <pic:cNvPicPr/>
                   </pic:nvPicPr>
                   <pic:blipFill>
-                    <a:blip r:embed="rId26">
+                    <a:blip r:embed="rId29">
                       <a:extLst>
                         <a:ext uri="{28A0092B-C50C-407E-A947-70E740481C1C}">
                           <a14:useLocalDpi xmlns:a14="http://schemas.microsoft.com/office/drawing/2010/main" val="0"/>
@@ -2950,7 +3103,7 @@
                     <pic:cNvPicPr/>
                   </pic:nvPicPr>
                   <pic:blipFill>
-                    <a:blip r:embed="rId27">
+                    <a:blip r:embed="rId30">
                       <a:extLst>
                         <a:ext uri="{28A0092B-C50C-407E-A947-70E740481C1C}">
                           <a14:useLocalDpi xmlns:a14="http://schemas.microsoft.com/office/drawing/2010/main" val="0"/>
@@ -3004,7 +3157,7 @@
                     <pic:cNvPicPr/>
                   </pic:nvPicPr>
                   <pic:blipFill>
-                    <a:blip r:embed="rId28">
+                    <a:blip r:embed="rId31">
                       <a:extLst>
                         <a:ext uri="{28A0092B-C50C-407E-A947-70E740481C1C}">
                           <a14:useLocalDpi xmlns:a14="http://schemas.microsoft.com/office/drawing/2010/main" val="0"/>
@@ -3075,7 +3228,7 @@
                     </pic:cNvPicPr>
                   </pic:nvPicPr>
                   <pic:blipFill>
-                    <a:blip r:embed="rId29" cstate="print">
+                    <a:blip r:embed="rId32" cstate="print">
                       <a:extLst>
                         <a:ext uri="{28A0092B-C50C-407E-A947-70E740481C1C}">
                           <a14:useLocalDpi xmlns:a14="http://schemas.microsoft.com/office/drawing/2010/main" val="0"/>
@@ -3270,7 +3423,7 @@
                     </pic:cNvPicPr>
                   </pic:nvPicPr>
                   <pic:blipFill>
-                    <a:blip r:embed="rId30" cstate="print">
+                    <a:blip r:embed="rId33" cstate="print">
                       <a:extLst>
                         <a:ext uri="{28A0092B-C50C-407E-A947-70E740481C1C}">
                           <a14:useLocalDpi xmlns:a14="http://schemas.microsoft.com/office/drawing/2010/main" val="0"/>
@@ -3406,7 +3559,7 @@
                     <pic:cNvPicPr/>
                   </pic:nvPicPr>
                   <pic:blipFill>
-                    <a:blip r:embed="rId31">
+                    <a:blip r:embed="rId34">
                       <a:extLst>
                         <a:ext uri="{28A0092B-C50C-407E-A947-70E740481C1C}">
                           <a14:useLocalDpi xmlns:a14="http://schemas.microsoft.com/office/drawing/2010/main" val="0"/>
@@ -3464,7 +3617,7 @@
                     </pic:cNvPicPr>
                   </pic:nvPicPr>
                   <pic:blipFill>
-                    <a:blip r:embed="rId32" cstate="print">
+                    <a:blip r:embed="rId35" cstate="print">
                       <a:extLst>
                         <a:ext uri="{28A0092B-C50C-407E-A947-70E740481C1C}">
                           <a14:useLocalDpi xmlns:a14="http://schemas.microsoft.com/office/drawing/2010/main" val="0"/>
@@ -3529,7 +3682,7 @@
                     <pic:cNvPicPr/>
                   </pic:nvPicPr>
                   <pic:blipFill>
-                    <a:blip r:embed="rId33">
+                    <a:blip r:embed="rId36">
                       <a:extLst>
                         <a:ext uri="{28A0092B-C50C-407E-A947-70E740481C1C}">
                           <a14:useLocalDpi xmlns:a14="http://schemas.microsoft.com/office/drawing/2010/main" val="0"/>
@@ -3655,7 +3808,7 @@
                     <pic:cNvPicPr/>
                   </pic:nvPicPr>
                   <pic:blipFill>
-                    <a:blip r:embed="rId34">
+                    <a:blip r:embed="rId37">
                       <a:extLst>
                         <a:ext uri="{28A0092B-C50C-407E-A947-70E740481C1C}">
                           <a14:useLocalDpi xmlns:a14="http://schemas.microsoft.com/office/drawing/2010/main" val="0"/>
@@ -3715,7 +3868,7 @@
                     <pic:cNvPicPr/>
                   </pic:nvPicPr>
                   <pic:blipFill>
-                    <a:blip r:embed="rId35">
+                    <a:blip r:embed="rId38">
                       <a:extLst>
                         <a:ext uri="{28A0092B-C50C-407E-A947-70E740481C1C}">
                           <a14:useLocalDpi xmlns:a14="http://schemas.microsoft.com/office/drawing/2010/main" val="0"/>
@@ -4131,7 +4284,7 @@
                     </pic:cNvPicPr>
                   </pic:nvPicPr>
                   <pic:blipFill>
-                    <a:blip r:embed="rId36" cstate="print">
+                    <a:blip r:embed="rId39" cstate="print">
                       <a:extLst>
                         <a:ext uri="{28A0092B-C50C-407E-A947-70E740481C1C}">
                           <a14:useLocalDpi xmlns:a14="http://schemas.microsoft.com/office/drawing/2010/main" val="0"/>
@@ -4486,7 +4639,7 @@
                     <pic:cNvPicPr/>
                   </pic:nvPicPr>
                   <pic:blipFill>
-                    <a:blip r:embed="rId37">
+                    <a:blip r:embed="rId40">
                       <a:extLst>
                         <a:ext uri="{28A0092B-C50C-407E-A947-70E740481C1C}">
                           <a14:useLocalDpi xmlns:a14="http://schemas.microsoft.com/office/drawing/2010/main" val="0"/>
@@ -4546,7 +4699,7 @@
                     <pic:cNvPicPr/>
                   </pic:nvPicPr>
                   <pic:blipFill>
-                    <a:blip r:embed="rId38">
+                    <a:blip r:embed="rId41">
                       <a:extLst>
                         <a:ext uri="{28A0092B-C50C-407E-A947-70E740481C1C}">
                           <a14:useLocalDpi xmlns:a14="http://schemas.microsoft.com/office/drawing/2010/main" val="0"/>
@@ -4599,6 +4752,34 @@
       <w:bookmarkEnd w:id="43"/>
       <w:bookmarkEnd w:id="44"/>
       <w:proofErr w:type="spellEnd"/>
+    </w:p>
+    <w:p>
+      <w:proofErr w:type="spellStart"/>
+      <w:r>
+        <w:t>Value</w:t>
+      </w:r>
+      <w:proofErr w:type="spellEnd"/>
+      <w:r>
+        <w:t xml:space="preserve"> </w:t>
+      </w:r>
+      <w:proofErr w:type="spellStart"/>
+      <w:r>
+        <w:t>should</w:t>
+      </w:r>
+      <w:proofErr w:type="spellEnd"/>
+      <w:r>
+        <w:t xml:space="preserve"> </w:t>
+      </w:r>
+      <w:proofErr w:type="spellStart"/>
+      <w:proofErr w:type="gramStart"/>
+      <w:r>
+        <w:t>change</w:t>
+      </w:r>
+      <w:proofErr w:type="spellEnd"/>
+      <w:r>
+        <w:t xml:space="preserve"> .</w:t>
+      </w:r>
+      <w:proofErr w:type="gramEnd"/>
     </w:p>
     <w:p>
       <w:pPr>
@@ -4647,7 +4828,7 @@
                     </pic:cNvPicPr>
                   </pic:nvPicPr>
                   <pic:blipFill>
-                    <a:blip r:embed="rId39" cstate="print">
+                    <a:blip r:embed="rId42" cstate="print">
                       <a:extLst>
                         <a:ext uri="{28A0092B-C50C-407E-A947-70E740481C1C}">
                           <a14:useLocalDpi xmlns:a14="http://schemas.microsoft.com/office/drawing/2010/main" val="0"/>
@@ -4793,7 +4974,7 @@
           <w:noProof/>
         </w:rPr>
         <w:drawing>
-          <wp:anchor distT="0" distB="0" distL="114300" distR="114300" simplePos="0" relativeHeight="251693056" behindDoc="0" locked="0" layoutInCell="1" allowOverlap="1" wp14:anchorId="1F089F9A" wp14:editId="60B552D6">
+          <wp:anchor distT="0" distB="0" distL="114300" distR="114300" simplePos="0" relativeHeight="251693056" behindDoc="0" locked="0" layoutInCell="1" allowOverlap="1" wp14:anchorId="1F089F9A" wp14:editId="5D9B263E">
             <wp:simplePos x="0" y="0"/>
             <wp:positionH relativeFrom="margin">
               <wp:align>right</wp:align>
@@ -4818,7 +4999,7 @@
                     </pic:cNvPicPr>
                   </pic:nvPicPr>
                   <pic:blipFill>
-                    <a:blip r:embed="rId40" cstate="print">
+                    <a:blip r:embed="rId43" cstate="print">
                       <a:extLst>
                         <a:ext uri="{28A0092B-C50C-407E-A947-70E740481C1C}">
                           <a14:useLocalDpi xmlns:a14="http://schemas.microsoft.com/office/drawing/2010/main" val="0"/>
@@ -4906,7 +5087,7 @@
                     </pic:cNvPicPr>
                   </pic:nvPicPr>
                   <pic:blipFill>
-                    <a:blip r:embed="rId41" cstate="print">
+                    <a:blip r:embed="rId44" cstate="print">
                       <a:extLst>
                         <a:ext uri="{28A0092B-C50C-407E-A947-70E740481C1C}">
                           <a14:useLocalDpi xmlns:a14="http://schemas.microsoft.com/office/drawing/2010/main" val="0"/>
@@ -4978,13 +5159,7 @@
       </w:r>
       <w:proofErr w:type="gramEnd"/>
       <w:r>
-        <w:t xml:space="preserve"> </w:t>
-      </w:r>
-      <w:r>
-        <w:t>8</w:t>
-      </w:r>
-      <w:r>
-        <w:t xml:space="preserve"> </w:t>
+        <w:t xml:space="preserve"> 8 </w:t>
       </w:r>
       <w:r>
         <w:rPr>
@@ -5016,7 +5191,7 @@
                     </pic:cNvPicPr>
                   </pic:nvPicPr>
                   <pic:blipFill>
-                    <a:blip r:embed="rId42" cstate="print">
+                    <a:blip r:embed="rId45" cstate="print">
                       <a:extLst>
                         <a:ext uri="{28A0092B-C50C-407E-A947-70E740481C1C}">
                           <a14:useLocalDpi xmlns:a14="http://schemas.microsoft.com/office/drawing/2010/main" val="0"/>
@@ -5111,7 +5286,7 @@
           <w:noProof/>
         </w:rPr>
         <w:drawing>
-          <wp:anchor distT="0" distB="0" distL="114300" distR="114300" simplePos="0" relativeHeight="251696128" behindDoc="0" locked="0" layoutInCell="1" allowOverlap="1" wp14:anchorId="4D133924" wp14:editId="2AD5A205">
+          <wp:anchor distT="0" distB="0" distL="114300" distR="114300" simplePos="0" relativeHeight="251696128" behindDoc="0" locked="0" layoutInCell="1" allowOverlap="1" wp14:anchorId="4D133924" wp14:editId="454E0824">
             <wp:simplePos x="0" y="0"/>
             <wp:positionH relativeFrom="margin">
               <wp:posOffset>-304800</wp:posOffset>
@@ -5136,7 +5311,7 @@
                     </pic:cNvPicPr>
                   </pic:nvPicPr>
                   <pic:blipFill>
-                    <a:blip r:embed="rId43" cstate="print">
+                    <a:blip r:embed="rId46" cstate="print">
                       <a:extLst>
                         <a:ext uri="{28A0092B-C50C-407E-A947-70E740481C1C}">
                           <a14:useLocalDpi xmlns:a14="http://schemas.microsoft.com/office/drawing/2010/main" val="0"/>
@@ -5225,7 +5400,7 @@
                     </pic:cNvPicPr>
                   </pic:nvPicPr>
                   <pic:blipFill>
-                    <a:blip r:embed="rId44" cstate="print">
+                    <a:blip r:embed="rId47" cstate="print">
                       <a:extLst>
                         <a:ext uri="{28A0092B-C50C-407E-A947-70E740481C1C}">
                           <a14:useLocalDpi xmlns:a14="http://schemas.microsoft.com/office/drawing/2010/main" val="0"/>
@@ -5303,13 +5478,7 @@
       </w:r>
       <w:proofErr w:type="gramEnd"/>
       <w:r>
-        <w:t xml:space="preserve"> </w:t>
-      </w:r>
-      <w:r>
-        <w:t>4.5</w:t>
-      </w:r>
-      <w:r>
-        <w:t xml:space="preserve"> </w:t>
+        <w:t xml:space="preserve"> 4.5 </w:t>
       </w:r>
       <w:r>
         <w:rPr>
@@ -5345,7 +5514,7 @@
                     </pic:cNvPicPr>
                   </pic:nvPicPr>
                   <pic:blipFill>
-                    <a:blip r:embed="rId45" cstate="print">
+                    <a:blip r:embed="rId48" cstate="print">
                       <a:extLst>
                         <a:ext uri="{28A0092B-C50C-407E-A947-70E740481C1C}">
                           <a14:useLocalDpi xmlns:a14="http://schemas.microsoft.com/office/drawing/2010/main" val="0"/>
@@ -5444,13 +5613,7 @@
       </w:r>
       <w:proofErr w:type="gramEnd"/>
       <w:r>
-        <w:t xml:space="preserve"> </w:t>
-      </w:r>
-      <w:r>
-        <w:t>6</w:t>
-      </w:r>
-      <w:r>
-        <w:t xml:space="preserve"> </w:t>
+        <w:t xml:space="preserve"> 6 </w:t>
       </w:r>
       <w:r>
         <w:rPr>
@@ -5482,7 +5645,7 @@
                     </pic:cNvPicPr>
                   </pic:nvPicPr>
                   <pic:blipFill>
-                    <a:blip r:embed="rId46" cstate="print">
+                    <a:blip r:embed="rId49" cstate="print">
                       <a:extLst>
                         <a:ext uri="{28A0092B-C50C-407E-A947-70E740481C1C}">
                           <a14:useLocalDpi xmlns:a14="http://schemas.microsoft.com/office/drawing/2010/main" val="0"/>
@@ -5522,11 +5685,6 @@
     </w:p>
     <w:p>
       <w:pPr>
-        <w:pStyle w:val="Nadpis3"/>
-      </w:pPr>
-    </w:p>
-    <w:p>
-      <w:pPr>
         <w:rPr>
           <w:rFonts w:eastAsiaTheme="majorEastAsia" w:cstheme="majorBidi"/>
           <w:color w:val="0F4761" w:themeColor="accent1" w:themeShade="BF"/>
@@ -5598,7 +5756,7 @@
                     </pic:cNvPicPr>
                   </pic:nvPicPr>
                   <pic:blipFill>
-                    <a:blip r:embed="rId47" cstate="print">
+                    <a:blip r:embed="rId50" cstate="print">
                       <a:extLst>
                         <a:ext uri="{28A0092B-C50C-407E-A947-70E740481C1C}">
                           <a14:useLocalDpi xmlns:a14="http://schemas.microsoft.com/office/drawing/2010/main" val="0"/>
@@ -5695,7 +5853,7 @@
                     </pic:cNvPicPr>
                   </pic:nvPicPr>
                   <pic:blipFill>
-                    <a:blip r:embed="rId48" cstate="print">
+                    <a:blip r:embed="rId51" cstate="print">
                       <a:extLst>
                         <a:ext uri="{28A0092B-C50C-407E-A947-70E740481C1C}">
                           <a14:useLocalDpi xmlns:a14="http://schemas.microsoft.com/office/drawing/2010/main" val="0"/>
@@ -5833,7 +5991,7 @@
                     </pic:cNvPicPr>
                   </pic:nvPicPr>
                   <pic:blipFill>
-                    <a:blip r:embed="rId49" cstate="print">
+                    <a:blip r:embed="rId52" cstate="print">
                       <a:extLst>
                         <a:ext uri="{28A0092B-C50C-407E-A947-70E740481C1C}">
                           <a14:useLocalDpi xmlns:a14="http://schemas.microsoft.com/office/drawing/2010/main" val="0"/>
@@ -5917,7 +6075,7 @@
                     </pic:cNvPicPr>
                   </pic:nvPicPr>
                   <pic:blipFill>
-                    <a:blip r:embed="rId50" cstate="print">
+                    <a:blip r:embed="rId53" cstate="print">
                       <a:extLst>
                         <a:ext uri="{28A0092B-C50C-407E-A947-70E740481C1C}">
                           <a14:useLocalDpi xmlns:a14="http://schemas.microsoft.com/office/drawing/2010/main" val="0"/>
@@ -5965,10 +6123,7 @@
       </w:r>
       <w:proofErr w:type="gramEnd"/>
       <w:r>
-        <w:t xml:space="preserve"> </w:t>
-      </w:r>
-      <w:r>
-        <w:t>5</w:t>
+        <w:t xml:space="preserve"> 5</w:t>
       </w:r>
     </w:p>
     <w:p>
@@ -6033,7 +6188,7 @@
                     </pic:cNvPicPr>
                   </pic:nvPicPr>
                   <pic:blipFill>
-                    <a:blip r:embed="rId51" cstate="print">
+                    <a:blip r:embed="rId54" cstate="print">
                       <a:extLst>
                         <a:ext uri="{28A0092B-C50C-407E-A947-70E740481C1C}">
                           <a14:useLocalDpi xmlns:a14="http://schemas.microsoft.com/office/drawing/2010/main" val="0"/>
@@ -6127,7 +6282,7 @@
           <w:noProof/>
         </w:rPr>
         <w:drawing>
-          <wp:anchor distT="0" distB="0" distL="114300" distR="114300" simplePos="0" relativeHeight="251706368" behindDoc="0" locked="0" layoutInCell="1" allowOverlap="1" wp14:anchorId="10E07082" wp14:editId="67FFE663">
+          <wp:anchor distT="0" distB="0" distL="114300" distR="114300" simplePos="0" relativeHeight="251706368" behindDoc="0" locked="0" layoutInCell="1" allowOverlap="1" wp14:anchorId="10E07082" wp14:editId="63A468B9">
             <wp:simplePos x="0" y="0"/>
             <wp:positionH relativeFrom="margin">
               <wp:posOffset>2688590</wp:posOffset>
@@ -6152,7 +6307,7 @@
                     </pic:cNvPicPr>
                   </pic:nvPicPr>
                   <pic:blipFill>
-                    <a:blip r:embed="rId52" cstate="print">
+                    <a:blip r:embed="rId55" cstate="print">
                       <a:extLst>
                         <a:ext uri="{28A0092B-C50C-407E-A947-70E740481C1C}">
                           <a14:useLocalDpi xmlns:a14="http://schemas.microsoft.com/office/drawing/2010/main" val="0"/>
@@ -6200,18 +6355,402 @@
       </w:r>
       <w:proofErr w:type="gramEnd"/>
       <w:r>
-        <w:t xml:space="preserve"> </w:t>
-      </w:r>
-      <w:r>
-        <w:t>3.2</w:t>
-      </w:r>
-    </w:p>
-    <w:p/>
-    <w:p/>
-    <w:p/>
-    <w:p/>
-    <w:p/>
-    <w:p/>
+        <w:t xml:space="preserve"> 3.2</w:t>
+      </w:r>
+    </w:p>
+    <w:p>
+      <w:pPr>
+        <w:pStyle w:val="Nadpis3"/>
+      </w:pPr>
+      <w:proofErr w:type="spellStart"/>
+      <w:r>
+        <w:t>Empress</w:t>
+      </w:r>
+      <w:proofErr w:type="spellEnd"/>
+      <w:r>
+        <w:t xml:space="preserve"> </w:t>
+      </w:r>
+    </w:p>
+    <w:p>
+      <w:r>
+        <w:rPr>
+          <w:noProof/>
+        </w:rPr>
+        <w:drawing>
+          <wp:anchor distT="0" distB="0" distL="114300" distR="114300" simplePos="0" relativeHeight="251710464" behindDoc="0" locked="0" layoutInCell="1" allowOverlap="1" wp14:anchorId="10A62649" wp14:editId="29A477D2">
+            <wp:simplePos x="0" y="0"/>
+            <wp:positionH relativeFrom="column">
+              <wp:posOffset>-424180</wp:posOffset>
+            </wp:positionH>
+            <wp:positionV relativeFrom="paragraph">
+              <wp:posOffset>298450</wp:posOffset>
+            </wp:positionV>
+            <wp:extent cx="3381375" cy="3381375"/>
+            <wp:effectExtent l="0" t="0" r="0" b="0"/>
+            <wp:wrapSquare wrapText="bothSides"/>
+            <wp:docPr id="570140829" name="Obrázek 2"/>
+            <wp:cNvGraphicFramePr>
+              <a:graphicFrameLocks xmlns:a="http://schemas.openxmlformats.org/drawingml/2006/main" noChangeAspect="1"/>
+            </wp:cNvGraphicFramePr>
+            <a:graphic xmlns:a="http://schemas.openxmlformats.org/drawingml/2006/main">
+              <a:graphicData uri="http://schemas.openxmlformats.org/drawingml/2006/picture">
+                <pic:pic xmlns:pic="http://schemas.openxmlformats.org/drawingml/2006/picture">
+                  <pic:nvPicPr>
+                    <pic:cNvPr id="0" name="Picture 1"/>
+                    <pic:cNvPicPr>
+                      <a:picLocks noChangeAspect="1" noChangeArrowheads="1"/>
+                    </pic:cNvPicPr>
+                  </pic:nvPicPr>
+                  <pic:blipFill>
+                    <a:blip r:embed="rId56" cstate="print">
+                      <a:extLst>
+                        <a:ext uri="{28A0092B-C50C-407E-A947-70E740481C1C}">
+                          <a14:useLocalDpi xmlns:a14="http://schemas.microsoft.com/office/drawing/2010/main" val="0"/>
+                        </a:ext>
+                      </a:extLst>
+                    </a:blip>
+                    <a:srcRect/>
+                    <a:stretch>
+                      <a:fillRect/>
+                    </a:stretch>
+                  </pic:blipFill>
+                  <pic:spPr bwMode="auto">
+                    <a:xfrm>
+                      <a:off x="0" y="0"/>
+                      <a:ext cx="3381375" cy="3381375"/>
+                    </a:xfrm>
+                    <a:prstGeom prst="rect">
+                      <a:avLst/>
+                    </a:prstGeom>
+                    <a:noFill/>
+                    <a:ln>
+                      <a:noFill/>
+                    </a:ln>
+                  </pic:spPr>
+                </pic:pic>
+              </a:graphicData>
+            </a:graphic>
+            <wp14:sizeRelH relativeFrom="margin">
+              <wp14:pctWidth>0</wp14:pctWidth>
+            </wp14:sizeRelH>
+            <wp14:sizeRelV relativeFrom="margin">
+              <wp14:pctHeight>0</wp14:pctHeight>
+            </wp14:sizeRelV>
+          </wp:anchor>
+        </w:drawing>
+      </w:r>
+      <w:proofErr w:type="spellStart"/>
+      <w:proofErr w:type="gramStart"/>
+      <w:r>
+        <w:t>Points</w:t>
+      </w:r>
+      <w:proofErr w:type="spellEnd"/>
+      <w:r>
+        <w:t xml:space="preserve"> :</w:t>
+      </w:r>
+      <w:proofErr w:type="gramEnd"/>
+      <w:r>
+        <w:t xml:space="preserve"> 13 </w:t>
+      </w:r>
+    </w:p>
+    <w:p>
+      <w:pPr>
+        <w:pStyle w:val="Nadpis3"/>
+      </w:pPr>
+      <w:r>
+        <w:t>Guardian</w:t>
+      </w:r>
+    </w:p>
+    <w:p>
+      <w:r>
+        <w:rPr>
+          <w:rFonts w:eastAsiaTheme="majorEastAsia" w:cstheme="majorBidi"/>
+          <w:noProof/>
+          <w:color w:val="0F4761" w:themeColor="accent1" w:themeShade="BF"/>
+          <w:sz w:val="28"/>
+          <w:szCs w:val="28"/>
+        </w:rPr>
+        <w:drawing>
+          <wp:anchor distT="0" distB="0" distL="114300" distR="114300" simplePos="0" relativeHeight="251711488" behindDoc="0" locked="0" layoutInCell="1" allowOverlap="1" wp14:anchorId="5F4DBE4E" wp14:editId="754E6C63">
+            <wp:simplePos x="0" y="0"/>
+            <wp:positionH relativeFrom="margin">
+              <wp:posOffset>2776855</wp:posOffset>
+            </wp:positionH>
+            <wp:positionV relativeFrom="paragraph">
+              <wp:posOffset>251460</wp:posOffset>
+            </wp:positionV>
+            <wp:extent cx="3257550" cy="3257550"/>
+            <wp:effectExtent l="0" t="0" r="0" b="0"/>
+            <wp:wrapSquare wrapText="bothSides"/>
+            <wp:docPr id="372066784" name="Obrázek 3"/>
+            <wp:cNvGraphicFramePr>
+              <a:graphicFrameLocks xmlns:a="http://schemas.openxmlformats.org/drawingml/2006/main" noChangeAspect="1"/>
+            </wp:cNvGraphicFramePr>
+            <a:graphic xmlns:a="http://schemas.openxmlformats.org/drawingml/2006/main">
+              <a:graphicData uri="http://schemas.openxmlformats.org/drawingml/2006/picture">
+                <pic:pic xmlns:pic="http://schemas.openxmlformats.org/drawingml/2006/picture">
+                  <pic:nvPicPr>
+                    <pic:cNvPr id="0" name="Picture 2"/>
+                    <pic:cNvPicPr>
+                      <a:picLocks noChangeAspect="1" noChangeArrowheads="1"/>
+                    </pic:cNvPicPr>
+                  </pic:nvPicPr>
+                  <pic:blipFill>
+                    <a:blip r:embed="rId57" cstate="print">
+                      <a:extLst>
+                        <a:ext uri="{28A0092B-C50C-407E-A947-70E740481C1C}">
+                          <a14:useLocalDpi xmlns:a14="http://schemas.microsoft.com/office/drawing/2010/main" val="0"/>
+                        </a:ext>
+                      </a:extLst>
+                    </a:blip>
+                    <a:srcRect/>
+                    <a:stretch>
+                      <a:fillRect/>
+                    </a:stretch>
+                  </pic:blipFill>
+                  <pic:spPr bwMode="auto">
+                    <a:xfrm>
+                      <a:off x="0" y="0"/>
+                      <a:ext cx="3257550" cy="3257550"/>
+                    </a:xfrm>
+                    <a:prstGeom prst="rect">
+                      <a:avLst/>
+                    </a:prstGeom>
+                    <a:noFill/>
+                    <a:ln>
+                      <a:noFill/>
+                    </a:ln>
+                  </pic:spPr>
+                </pic:pic>
+              </a:graphicData>
+            </a:graphic>
+            <wp14:sizeRelH relativeFrom="margin">
+              <wp14:pctWidth>0</wp14:pctWidth>
+            </wp14:sizeRelH>
+            <wp14:sizeRelV relativeFrom="margin">
+              <wp14:pctHeight>0</wp14:pctHeight>
+            </wp14:sizeRelV>
+          </wp:anchor>
+        </w:drawing>
+      </w:r>
+      <w:proofErr w:type="spellStart"/>
+      <w:proofErr w:type="gramStart"/>
+      <w:r>
+        <w:t>Points</w:t>
+      </w:r>
+      <w:proofErr w:type="spellEnd"/>
+      <w:r>
+        <w:t xml:space="preserve"> :</w:t>
+      </w:r>
+      <w:proofErr w:type="gramEnd"/>
+      <w:r>
+        <w:t xml:space="preserve"> 4</w:t>
+      </w:r>
+    </w:p>
+    <w:p>
+      <w:r>
+        <w:br w:type="page"/>
+      </w:r>
+    </w:p>
+    <w:p>
+      <w:pPr>
+        <w:pStyle w:val="Nadpis3"/>
+      </w:pPr>
+      <w:r>
+        <w:lastRenderedPageBreak/>
+        <w:t xml:space="preserve">Hobby </w:t>
+      </w:r>
+      <w:proofErr w:type="spellStart"/>
+      <w:r>
+        <w:t>Horse</w:t>
+      </w:r>
+      <w:proofErr w:type="spellEnd"/>
+    </w:p>
+    <w:p>
+      <w:r>
+        <w:rPr>
+          <w:noProof/>
+        </w:rPr>
+        <w:drawing>
+          <wp:anchor distT="0" distB="0" distL="114300" distR="114300" simplePos="0" relativeHeight="251712512" behindDoc="0" locked="0" layoutInCell="1" allowOverlap="1" wp14:anchorId="1015F2E1" wp14:editId="3149BFC3">
+            <wp:simplePos x="0" y="0"/>
+            <wp:positionH relativeFrom="margin">
+              <wp:posOffset>-833120</wp:posOffset>
+            </wp:positionH>
+            <wp:positionV relativeFrom="paragraph">
+              <wp:posOffset>207645</wp:posOffset>
+            </wp:positionV>
+            <wp:extent cx="3667125" cy="3667125"/>
+            <wp:effectExtent l="0" t="0" r="0" b="0"/>
+            <wp:wrapSquare wrapText="bothSides"/>
+            <wp:docPr id="859946484" name="Obrázek 4"/>
+            <wp:cNvGraphicFramePr>
+              <a:graphicFrameLocks xmlns:a="http://schemas.openxmlformats.org/drawingml/2006/main" noChangeAspect="1"/>
+            </wp:cNvGraphicFramePr>
+            <a:graphic xmlns:a="http://schemas.openxmlformats.org/drawingml/2006/main">
+              <a:graphicData uri="http://schemas.openxmlformats.org/drawingml/2006/picture">
+                <pic:pic xmlns:pic="http://schemas.openxmlformats.org/drawingml/2006/picture">
+                  <pic:nvPicPr>
+                    <pic:cNvPr id="0" name="Picture 3"/>
+                    <pic:cNvPicPr>
+                      <a:picLocks noChangeAspect="1" noChangeArrowheads="1"/>
+                    </pic:cNvPicPr>
+                  </pic:nvPicPr>
+                  <pic:blipFill>
+                    <a:blip r:embed="rId58" cstate="print">
+                      <a:extLst>
+                        <a:ext uri="{28A0092B-C50C-407E-A947-70E740481C1C}">
+                          <a14:useLocalDpi xmlns:a14="http://schemas.microsoft.com/office/drawing/2010/main" val="0"/>
+                        </a:ext>
+                      </a:extLst>
+                    </a:blip>
+                    <a:srcRect/>
+                    <a:stretch>
+                      <a:fillRect/>
+                    </a:stretch>
+                  </pic:blipFill>
+                  <pic:spPr bwMode="auto">
+                    <a:xfrm>
+                      <a:off x="0" y="0"/>
+                      <a:ext cx="3667125" cy="3667125"/>
+                    </a:xfrm>
+                    <a:prstGeom prst="rect">
+                      <a:avLst/>
+                    </a:prstGeom>
+                    <a:noFill/>
+                    <a:ln>
+                      <a:noFill/>
+                    </a:ln>
+                  </pic:spPr>
+                </pic:pic>
+              </a:graphicData>
+            </a:graphic>
+            <wp14:sizeRelH relativeFrom="margin">
+              <wp14:pctWidth>0</wp14:pctWidth>
+            </wp14:sizeRelH>
+            <wp14:sizeRelV relativeFrom="margin">
+              <wp14:pctHeight>0</wp14:pctHeight>
+            </wp14:sizeRelV>
+          </wp:anchor>
+        </w:drawing>
+      </w:r>
+      <w:proofErr w:type="spellStart"/>
+      <w:proofErr w:type="gramStart"/>
+      <w:r>
+        <w:t>Points</w:t>
+      </w:r>
+      <w:proofErr w:type="spellEnd"/>
+      <w:r>
+        <w:t xml:space="preserve"> :</w:t>
+      </w:r>
+      <w:proofErr w:type="gramEnd"/>
+      <w:r>
+        <w:t xml:space="preserve"> 3</w:t>
+      </w:r>
+    </w:p>
+    <w:p>
+      <w:pPr>
+        <w:pStyle w:val="Nadpis3"/>
+      </w:pPr>
+      <w:proofErr w:type="spellStart"/>
+      <w:r>
+        <w:t>Hexa</w:t>
+      </w:r>
+      <w:proofErr w:type="spellEnd"/>
+      <w:r>
+        <w:t xml:space="preserve"> </w:t>
+      </w:r>
+      <w:proofErr w:type="spellStart"/>
+      <w:r>
+        <w:t>Rook</w:t>
+      </w:r>
+      <w:proofErr w:type="spellEnd"/>
+    </w:p>
+    <w:p>
+      <w:r>
+        <w:rPr>
+          <w:noProof/>
+        </w:rPr>
+        <w:drawing>
+          <wp:anchor distT="0" distB="0" distL="114300" distR="114300" simplePos="0" relativeHeight="251713536" behindDoc="0" locked="0" layoutInCell="1" allowOverlap="1" wp14:anchorId="78DC573D" wp14:editId="63BBA8DB">
+            <wp:simplePos x="0" y="0"/>
+            <wp:positionH relativeFrom="column">
+              <wp:posOffset>2681605</wp:posOffset>
+            </wp:positionH>
+            <wp:positionV relativeFrom="paragraph">
+              <wp:posOffset>264795</wp:posOffset>
+            </wp:positionV>
+            <wp:extent cx="3629025" cy="3629025"/>
+            <wp:effectExtent l="0" t="0" r="0" b="0"/>
+            <wp:wrapSquare wrapText="bothSides"/>
+            <wp:docPr id="1057429084" name="Obrázek 5"/>
+            <wp:cNvGraphicFramePr>
+              <a:graphicFrameLocks xmlns:a="http://schemas.openxmlformats.org/drawingml/2006/main" noChangeAspect="1"/>
+            </wp:cNvGraphicFramePr>
+            <a:graphic xmlns:a="http://schemas.openxmlformats.org/drawingml/2006/main">
+              <a:graphicData uri="http://schemas.openxmlformats.org/drawingml/2006/picture">
+                <pic:pic xmlns:pic="http://schemas.openxmlformats.org/drawingml/2006/picture">
+                  <pic:nvPicPr>
+                    <pic:cNvPr id="0" name="Picture 4"/>
+                    <pic:cNvPicPr>
+                      <a:picLocks noChangeAspect="1" noChangeArrowheads="1"/>
+                    </pic:cNvPicPr>
+                  </pic:nvPicPr>
+                  <pic:blipFill>
+                    <a:blip r:embed="rId59" cstate="print">
+                      <a:extLst>
+                        <a:ext uri="{28A0092B-C50C-407E-A947-70E740481C1C}">
+                          <a14:useLocalDpi xmlns:a14="http://schemas.microsoft.com/office/drawing/2010/main" val="0"/>
+                        </a:ext>
+                      </a:extLst>
+                    </a:blip>
+                    <a:srcRect/>
+                    <a:stretch>
+                      <a:fillRect/>
+                    </a:stretch>
+                  </pic:blipFill>
+                  <pic:spPr bwMode="auto">
+                    <a:xfrm>
+                      <a:off x="0" y="0"/>
+                      <a:ext cx="3629025" cy="3629025"/>
+                    </a:xfrm>
+                    <a:prstGeom prst="rect">
+                      <a:avLst/>
+                    </a:prstGeom>
+                    <a:noFill/>
+                    <a:ln>
+                      <a:noFill/>
+                    </a:ln>
+                  </pic:spPr>
+                </pic:pic>
+              </a:graphicData>
+            </a:graphic>
+            <wp14:sizeRelH relativeFrom="margin">
+              <wp14:pctWidth>0</wp14:pctWidth>
+            </wp14:sizeRelH>
+            <wp14:sizeRelV relativeFrom="margin">
+              <wp14:pctHeight>0</wp14:pctHeight>
+            </wp14:sizeRelV>
+          </wp:anchor>
+        </w:drawing>
+      </w:r>
+      <w:proofErr w:type="spellStart"/>
+      <w:proofErr w:type="gramStart"/>
+      <w:r>
+        <w:t>Points</w:t>
+      </w:r>
+      <w:proofErr w:type="spellEnd"/>
+      <w:r>
+        <w:t xml:space="preserve"> :</w:t>
+      </w:r>
+      <w:proofErr w:type="gramEnd"/>
+      <w:r>
+        <w:t xml:space="preserve"> </w:t>
+      </w:r>
+      <w:r>
+        <w:t>8</w:t>
+      </w:r>
+    </w:p>
     <w:p/>
     <w:p>
       <w:r>
@@ -6485,10 +7024,10 @@
                     <pic:cNvPicPr/>
                   </pic:nvPicPr>
                   <pic:blipFill>
-                    <a:blip r:embed="rId53">
+                    <a:blip r:embed="rId60">
                       <a:extLst>
                         <a:ext uri="{96DAC541-7B7A-43D3-8B79-37D633B846F1}">
-                          <asvg:svgBlip xmlns:asvg="http://schemas.microsoft.com/office/drawing/2016/SVG/main" r:embed="rId54"/>
+                          <asvg:svgBlip xmlns:asvg="http://schemas.microsoft.com/office/drawing/2016/SVG/main" r:embed="rId61"/>
                         </a:ext>
                       </a:extLst>
                     </a:blip>
